--- a/relatório-av1.docx
+++ b/relatório-av1.docx
@@ -12,34 +12,9 @@
       </w:pPr>
       <w:r>
         <w:rPr>
-          <w:kern w:val="48"/>
-        </w:rPr>
-        <w:t>Paper Title</w:t>
-      </w:r>
-      <w:r>
-        <w:rPr>
-          <w:kern w:val="48"/>
-        </w:rPr>
-        <w:t>*</w:t>
-      </w:r>
-      <w:r>
-        <w:rPr>
-          <w:kern w:val="48"/>
-        </w:rPr>
-        <w:t xml:space="preserve"> (use style: </w:t>
-      </w:r>
-      <w:r>
-        <w:rPr>
-          <w:iCs/>
-          <w:kern w:val="48"/>
-        </w:rPr>
-        <w:t>paper title</w:t>
-      </w:r>
-      <w:r>
-        <w:rPr>
-          <w:kern w:val="48"/>
-        </w:rPr>
-        <w:t>)</w:t>
+          <w:lang w:val="pt-BR"/>
+        </w:rPr>
+        <w:t xml:space="preserve">Modelos de Regressao e Classificacao Linear</w:t>
       </w:r>
     </w:p>
     <w:p>
@@ -103,761 +78,9 @@
       </w:pPr>
       <w:r>
         <w:rPr>
-          <w:iCs/>
-        </w:rPr>
-        <w:t>Lucas Barroso Sá 2426651</w:t>
-      </w:r>
-      <w:r>
-        <w:rPr>
-          <w:iCs/>
-        </w:rPr>
-        <w:br/>
-      </w:r>
-      <w:r>
-        <w:rPr>
-          <w:iCs/>
-        </w:rPr>
-        <w:br/>
-      </w:r>
-      <w:r>
-        <w:rPr>
-          <w:iCs/>
-        </w:rPr>
-        <w:br/>
-      </w:r>
-      <w:r>
-        <w:rPr>
-          <w:iCs/>
-        </w:rPr>
-        <w:t xml:space="preserve">Abstract—Este </w:t>
-      </w:r>
-      <w:proofErr w:type="spellStart"/>
-      <w:r>
-        <w:rPr>
-          <w:iCs/>
-        </w:rPr>
-        <w:t>documento</w:t>
-      </w:r>
-      <w:proofErr w:type="spellEnd"/>
-      <w:r>
-        <w:rPr>
-          <w:iCs/>
-        </w:rPr>
-        <w:t xml:space="preserve"> </w:t>
-      </w:r>
-      <w:proofErr w:type="spellStart"/>
-      <w:r>
-        <w:rPr>
-          <w:iCs/>
-        </w:rPr>
-        <w:t>apresenta</w:t>
-      </w:r>
-      <w:proofErr w:type="spellEnd"/>
-      <w:r>
-        <w:rPr>
-          <w:iCs/>
-        </w:rPr>
-        <w:t xml:space="preserve"> o </w:t>
-      </w:r>
-      <w:proofErr w:type="spellStart"/>
-      <w:r>
-        <w:rPr>
-          <w:iCs/>
-        </w:rPr>
-        <w:t>desenvolvimento</w:t>
-      </w:r>
-      <w:proofErr w:type="spellEnd"/>
-      <w:r>
-        <w:rPr>
-          <w:iCs/>
-        </w:rPr>
-        <w:t xml:space="preserve"> e </w:t>
-      </w:r>
-      <w:proofErr w:type="gramStart"/>
-      <w:r>
-        <w:rPr>
-          <w:iCs/>
-        </w:rPr>
-        <w:t>a</w:t>
-      </w:r>
-      <w:proofErr w:type="gramEnd"/>
-      <w:r>
-        <w:rPr>
-          <w:iCs/>
-        </w:rPr>
-        <w:t xml:space="preserve"> </w:t>
-      </w:r>
-      <w:proofErr w:type="spellStart"/>
-      <w:r>
-        <w:rPr>
-          <w:iCs/>
-        </w:rPr>
-        <w:t>avaliação</w:t>
-      </w:r>
-      <w:proofErr w:type="spellEnd"/>
-      <w:r>
-        <w:rPr>
-          <w:iCs/>
-        </w:rPr>
-        <w:t xml:space="preserve"> de </w:t>
-      </w:r>
-      <w:proofErr w:type="spellStart"/>
-      <w:r>
-        <w:rPr>
-          <w:iCs/>
-        </w:rPr>
-        <w:t>modelos</w:t>
-      </w:r>
-      <w:proofErr w:type="spellEnd"/>
-      <w:r>
-        <w:rPr>
-          <w:iCs/>
-        </w:rPr>
-        <w:t xml:space="preserve"> </w:t>
-      </w:r>
-      <w:proofErr w:type="spellStart"/>
-      <w:r>
-        <w:rPr>
-          <w:iCs/>
-        </w:rPr>
-        <w:t>preditivos</w:t>
-      </w:r>
-      <w:proofErr w:type="spellEnd"/>
-      <w:r>
-        <w:rPr>
-          <w:iCs/>
-        </w:rPr>
-        <w:t xml:space="preserve"> </w:t>
-      </w:r>
-      <w:proofErr w:type="spellStart"/>
-      <w:r>
-        <w:rPr>
-          <w:iCs/>
-        </w:rPr>
-        <w:t>baseados</w:t>
-      </w:r>
-      <w:proofErr w:type="spellEnd"/>
-      <w:r>
-        <w:rPr>
-          <w:iCs/>
-        </w:rPr>
-        <w:t xml:space="preserve"> no </w:t>
-      </w:r>
-      <w:proofErr w:type="spellStart"/>
-      <w:r>
-        <w:rPr>
-          <w:iCs/>
-        </w:rPr>
-        <w:t>método</w:t>
-      </w:r>
-      <w:proofErr w:type="spellEnd"/>
-      <w:r>
-        <w:rPr>
-          <w:iCs/>
-        </w:rPr>
-        <w:t xml:space="preserve"> de </w:t>
-      </w:r>
-      <w:proofErr w:type="spellStart"/>
-      <w:r>
-        <w:rPr>
-          <w:iCs/>
-        </w:rPr>
-        <w:t>Mínimos</w:t>
-      </w:r>
-      <w:proofErr w:type="spellEnd"/>
-      <w:r>
-        <w:rPr>
-          <w:iCs/>
-        </w:rPr>
-        <w:t xml:space="preserve"> </w:t>
-      </w:r>
-      <w:proofErr w:type="spellStart"/>
-      <w:r>
-        <w:rPr>
-          <w:iCs/>
-        </w:rPr>
-        <w:t>Quadrados</w:t>
-      </w:r>
-      <w:proofErr w:type="spellEnd"/>
-      <w:r>
-        <w:rPr>
-          <w:iCs/>
-        </w:rPr>
-        <w:t xml:space="preserve"> </w:t>
-      </w:r>
-      <w:proofErr w:type="spellStart"/>
-      <w:r>
-        <w:rPr>
-          <w:iCs/>
-        </w:rPr>
-        <w:t>Ordinários</w:t>
-      </w:r>
-      <w:proofErr w:type="spellEnd"/>
-      <w:r>
-        <w:rPr>
-          <w:iCs/>
-        </w:rPr>
-        <w:t xml:space="preserve"> (MQO) para a </w:t>
-      </w:r>
-      <w:proofErr w:type="spellStart"/>
-      <w:r>
-        <w:rPr>
-          <w:iCs/>
-        </w:rPr>
-        <w:t>classificação</w:t>
-      </w:r>
-      <w:proofErr w:type="spellEnd"/>
-      <w:r>
-        <w:rPr>
-          <w:iCs/>
-        </w:rPr>
-        <w:t xml:space="preserve"> de </w:t>
-      </w:r>
-      <w:proofErr w:type="spellStart"/>
-      <w:r>
-        <w:rPr>
-          <w:iCs/>
-        </w:rPr>
-        <w:t>expressões</w:t>
-      </w:r>
-      <w:proofErr w:type="spellEnd"/>
-      <w:r>
-        <w:rPr>
-          <w:iCs/>
-        </w:rPr>
-        <w:t xml:space="preserve"> </w:t>
-      </w:r>
-      <w:proofErr w:type="spellStart"/>
-      <w:r>
-        <w:rPr>
-          <w:iCs/>
-        </w:rPr>
-        <w:t>faciais</w:t>
-      </w:r>
-      <w:proofErr w:type="spellEnd"/>
-      <w:r>
-        <w:rPr>
-          <w:iCs/>
-        </w:rPr>
-        <w:t xml:space="preserve">. O </w:t>
-      </w:r>
-      <w:proofErr w:type="spellStart"/>
-      <w:r>
-        <w:rPr>
-          <w:iCs/>
-        </w:rPr>
-        <w:t>estudo</w:t>
-      </w:r>
-      <w:proofErr w:type="spellEnd"/>
-      <w:r>
-        <w:rPr>
-          <w:iCs/>
-        </w:rPr>
-        <w:t xml:space="preserve"> </w:t>
-      </w:r>
-      <w:proofErr w:type="spellStart"/>
-      <w:r>
-        <w:rPr>
-          <w:iCs/>
-        </w:rPr>
-        <w:t>utiliza</w:t>
-      </w:r>
-      <w:proofErr w:type="spellEnd"/>
-      <w:r>
-        <w:rPr>
-          <w:iCs/>
-        </w:rPr>
-        <w:t xml:space="preserve"> </w:t>
-      </w:r>
-      <w:proofErr w:type="spellStart"/>
-      <w:r>
-        <w:rPr>
-          <w:iCs/>
-        </w:rPr>
-        <w:t>sinais</w:t>
-      </w:r>
-      <w:proofErr w:type="spellEnd"/>
-      <w:r>
-        <w:rPr>
-          <w:iCs/>
-        </w:rPr>
-        <w:t xml:space="preserve"> de </w:t>
-      </w:r>
-      <w:proofErr w:type="spellStart"/>
-      <w:r>
-        <w:rPr>
-          <w:iCs/>
-        </w:rPr>
-        <w:t>eletromiografia</w:t>
-      </w:r>
-      <w:proofErr w:type="spellEnd"/>
-      <w:r>
-        <w:rPr>
-          <w:iCs/>
-        </w:rPr>
-        <w:t xml:space="preserve"> </w:t>
-      </w:r>
-      <w:proofErr w:type="spellStart"/>
-      <w:r>
-        <w:rPr>
-          <w:iCs/>
-        </w:rPr>
-        <w:t>captados</w:t>
-      </w:r>
-      <w:proofErr w:type="spellEnd"/>
-      <w:r>
-        <w:rPr>
-          <w:iCs/>
-        </w:rPr>
-        <w:t xml:space="preserve"> </w:t>
-      </w:r>
-      <w:proofErr w:type="spellStart"/>
-      <w:r>
-        <w:rPr>
-          <w:iCs/>
-        </w:rPr>
-        <w:t>por</w:t>
-      </w:r>
-      <w:proofErr w:type="spellEnd"/>
-      <w:r>
-        <w:rPr>
-          <w:iCs/>
-        </w:rPr>
-        <w:t xml:space="preserve"> </w:t>
-      </w:r>
-      <w:proofErr w:type="spellStart"/>
-      <w:r>
-        <w:rPr>
-          <w:iCs/>
-        </w:rPr>
-        <w:t>sensores</w:t>
-      </w:r>
-      <w:proofErr w:type="spellEnd"/>
-      <w:r>
-        <w:rPr>
-          <w:iCs/>
-        </w:rPr>
-        <w:t xml:space="preserve"> </w:t>
-      </w:r>
-      <w:proofErr w:type="spellStart"/>
-      <w:r>
-        <w:rPr>
-          <w:iCs/>
-        </w:rPr>
-        <w:t>em</w:t>
-      </w:r>
-      <w:proofErr w:type="spellEnd"/>
-      <w:r>
-        <w:rPr>
-          <w:iCs/>
-        </w:rPr>
-        <w:t xml:space="preserve"> </w:t>
-      </w:r>
-      <w:proofErr w:type="spellStart"/>
-      <w:r>
-        <w:rPr>
-          <w:iCs/>
-        </w:rPr>
-        <w:t>dois</w:t>
-      </w:r>
-      <w:proofErr w:type="spellEnd"/>
-      <w:r>
-        <w:rPr>
-          <w:iCs/>
-        </w:rPr>
-        <w:t xml:space="preserve"> </w:t>
-      </w:r>
-      <w:proofErr w:type="spellStart"/>
-      <w:r>
-        <w:rPr>
-          <w:iCs/>
-        </w:rPr>
-        <w:t>músculos</w:t>
-      </w:r>
-      <w:proofErr w:type="spellEnd"/>
-      <w:r>
-        <w:rPr>
-          <w:iCs/>
-        </w:rPr>
-        <w:t xml:space="preserve"> </w:t>
-      </w:r>
-      <w:proofErr w:type="spellStart"/>
-      <w:r>
-        <w:rPr>
-          <w:iCs/>
-        </w:rPr>
-        <w:t>faciais</w:t>
-      </w:r>
-      <w:proofErr w:type="spellEnd"/>
-      <w:r>
-        <w:rPr>
-          <w:iCs/>
-        </w:rPr>
-        <w:t xml:space="preserve">. A </w:t>
-      </w:r>
-      <w:proofErr w:type="spellStart"/>
-      <w:r>
-        <w:rPr>
-          <w:iCs/>
-        </w:rPr>
-        <w:t>metodologia</w:t>
-      </w:r>
-      <w:proofErr w:type="spellEnd"/>
-      <w:r>
-        <w:rPr>
-          <w:iCs/>
-        </w:rPr>
-        <w:t xml:space="preserve"> </w:t>
-      </w:r>
-      <w:proofErr w:type="spellStart"/>
-      <w:r>
-        <w:rPr>
-          <w:iCs/>
-        </w:rPr>
-        <w:t>abrange</w:t>
-      </w:r>
-      <w:proofErr w:type="spellEnd"/>
-      <w:r>
-        <w:rPr>
-          <w:iCs/>
-        </w:rPr>
-        <w:t xml:space="preserve"> </w:t>
-      </w:r>
-      <w:proofErr w:type="gramStart"/>
-      <w:r>
-        <w:rPr>
-          <w:iCs/>
-        </w:rPr>
-        <w:t>a</w:t>
-      </w:r>
-      <w:proofErr w:type="gramEnd"/>
-      <w:r>
-        <w:rPr>
-          <w:iCs/>
-        </w:rPr>
-        <w:t xml:space="preserve"> </w:t>
-      </w:r>
-      <w:proofErr w:type="spellStart"/>
-      <w:r>
-        <w:rPr>
-          <w:iCs/>
-        </w:rPr>
-        <w:t>implementação</w:t>
-      </w:r>
-      <w:proofErr w:type="spellEnd"/>
-      <w:r>
-        <w:rPr>
-          <w:iCs/>
-        </w:rPr>
-        <w:t xml:space="preserve"> de </w:t>
-      </w:r>
-      <w:proofErr w:type="spellStart"/>
-      <w:r>
-        <w:rPr>
-          <w:iCs/>
-        </w:rPr>
-        <w:t>classificadores</w:t>
-      </w:r>
-      <w:proofErr w:type="spellEnd"/>
-      <w:r>
-        <w:rPr>
-          <w:iCs/>
-        </w:rPr>
-        <w:t xml:space="preserve"> </w:t>
-      </w:r>
-      <w:proofErr w:type="spellStart"/>
-      <w:r>
-        <w:rPr>
-          <w:iCs/>
-        </w:rPr>
-        <w:t>tradicionais</w:t>
-      </w:r>
-      <w:proofErr w:type="spellEnd"/>
-      <w:r>
-        <w:rPr>
-          <w:iCs/>
-        </w:rPr>
-        <w:t xml:space="preserve">, </w:t>
-      </w:r>
-      <w:proofErr w:type="spellStart"/>
-      <w:r>
-        <w:rPr>
-          <w:iCs/>
-        </w:rPr>
-        <w:t>regularizados</w:t>
-      </w:r>
-      <w:proofErr w:type="spellEnd"/>
-      <w:r>
-        <w:rPr>
-          <w:iCs/>
-        </w:rPr>
-        <w:t xml:space="preserve"> e </w:t>
-      </w:r>
-      <w:proofErr w:type="spellStart"/>
-      <w:r>
-        <w:rPr>
-          <w:iCs/>
-        </w:rPr>
-        <w:t>polinomiais</w:t>
-      </w:r>
-      <w:proofErr w:type="spellEnd"/>
-      <w:r>
-        <w:rPr>
-          <w:iCs/>
-        </w:rPr>
-        <w:t xml:space="preserve">, </w:t>
-      </w:r>
-      <w:proofErr w:type="spellStart"/>
-      <w:r>
-        <w:rPr>
-          <w:iCs/>
-        </w:rPr>
-        <w:t>avaliados</w:t>
-      </w:r>
-      <w:proofErr w:type="spellEnd"/>
-      <w:r>
-        <w:rPr>
-          <w:iCs/>
-        </w:rPr>
-        <w:t xml:space="preserve"> </w:t>
-      </w:r>
-      <w:proofErr w:type="spellStart"/>
-      <w:r>
-        <w:rPr>
-          <w:iCs/>
-        </w:rPr>
-        <w:t>rigorosamente</w:t>
-      </w:r>
-      <w:proofErr w:type="spellEnd"/>
-      <w:r>
-        <w:rPr>
-          <w:iCs/>
-        </w:rPr>
-        <w:t xml:space="preserve"> </w:t>
-      </w:r>
-      <w:proofErr w:type="spellStart"/>
-      <w:r>
-        <w:rPr>
-          <w:iCs/>
-        </w:rPr>
-        <w:t>por</w:t>
-      </w:r>
-      <w:proofErr w:type="spellEnd"/>
-      <w:r>
-        <w:rPr>
-          <w:iCs/>
-        </w:rPr>
-        <w:t xml:space="preserve"> </w:t>
-      </w:r>
-      <w:proofErr w:type="spellStart"/>
-      <w:r>
-        <w:rPr>
-          <w:iCs/>
-        </w:rPr>
-        <w:t>simulações</w:t>
-      </w:r>
-      <w:proofErr w:type="spellEnd"/>
-      <w:r>
-        <w:rPr>
-          <w:iCs/>
-        </w:rPr>
-        <w:t xml:space="preserve"> de Monte Carlo. </w:t>
-      </w:r>
-      <w:proofErr w:type="spellStart"/>
-      <w:r>
-        <w:rPr>
-          <w:iCs/>
-        </w:rPr>
-        <w:t>Observação</w:t>
-      </w:r>
-      <w:proofErr w:type="spellEnd"/>
-      <w:r>
-        <w:rPr>
-          <w:iCs/>
-        </w:rPr>
-        <w:t xml:space="preserve">: </w:t>
-      </w:r>
-      <w:proofErr w:type="spellStart"/>
-      <w:r>
-        <w:rPr>
-          <w:iCs/>
-        </w:rPr>
-        <w:t>símbolos</w:t>
-      </w:r>
-      <w:proofErr w:type="spellEnd"/>
-      <w:r>
-        <w:rPr>
-          <w:iCs/>
-        </w:rPr>
-        <w:t xml:space="preserve">, </w:t>
-      </w:r>
-      <w:proofErr w:type="spellStart"/>
-      <w:r>
-        <w:rPr>
-          <w:iCs/>
-        </w:rPr>
-        <w:t>caracteres</w:t>
-      </w:r>
-      <w:proofErr w:type="spellEnd"/>
-      <w:r>
-        <w:rPr>
-          <w:iCs/>
-        </w:rPr>
-        <w:t xml:space="preserve"> </w:t>
-      </w:r>
-      <w:proofErr w:type="spellStart"/>
-      <w:r>
-        <w:rPr>
-          <w:iCs/>
-        </w:rPr>
-        <w:t>especiais</w:t>
-      </w:r>
-      <w:proofErr w:type="spellEnd"/>
-      <w:r>
-        <w:rPr>
-          <w:iCs/>
-        </w:rPr>
-        <w:t xml:space="preserve"> e </w:t>
-      </w:r>
-      <w:proofErr w:type="spellStart"/>
-      <w:r>
-        <w:rPr>
-          <w:iCs/>
-        </w:rPr>
-        <w:t>equações</w:t>
-      </w:r>
-      <w:proofErr w:type="spellEnd"/>
-      <w:r>
-        <w:rPr>
-          <w:iCs/>
-        </w:rPr>
-        <w:t xml:space="preserve"> </w:t>
-      </w:r>
-      <w:proofErr w:type="spellStart"/>
-      <w:r>
-        <w:rPr>
-          <w:iCs/>
-        </w:rPr>
-        <w:t>matemáticas</w:t>
-      </w:r>
-      <w:proofErr w:type="spellEnd"/>
-      <w:r>
-        <w:rPr>
-          <w:iCs/>
-        </w:rPr>
-        <w:t xml:space="preserve"> </w:t>
-      </w:r>
-      <w:proofErr w:type="spellStart"/>
-      <w:r>
-        <w:rPr>
-          <w:iCs/>
-        </w:rPr>
-        <w:t>foram</w:t>
-      </w:r>
-      <w:proofErr w:type="spellEnd"/>
-      <w:r>
-        <w:rPr>
-          <w:iCs/>
-        </w:rPr>
-        <w:t xml:space="preserve"> </w:t>
-      </w:r>
-      <w:proofErr w:type="spellStart"/>
-      <w:r>
-        <w:rPr>
-          <w:iCs/>
-        </w:rPr>
-        <w:t>estritamente</w:t>
-      </w:r>
-      <w:proofErr w:type="spellEnd"/>
-      <w:r>
-        <w:rPr>
-          <w:iCs/>
-        </w:rPr>
-        <w:t xml:space="preserve"> </w:t>
-      </w:r>
-      <w:proofErr w:type="spellStart"/>
-      <w:r>
-        <w:rPr>
-          <w:iCs/>
-        </w:rPr>
-        <w:t>omitidos</w:t>
-      </w:r>
-      <w:proofErr w:type="spellEnd"/>
-      <w:r>
-        <w:rPr>
-          <w:iCs/>
-        </w:rPr>
-        <w:t xml:space="preserve"> do </w:t>
-      </w:r>
-      <w:proofErr w:type="spellStart"/>
-      <w:r>
-        <w:rPr>
-          <w:iCs/>
-        </w:rPr>
-        <w:t>título</w:t>
-      </w:r>
-      <w:proofErr w:type="spellEnd"/>
-      <w:r>
-        <w:rPr>
-          <w:iCs/>
-        </w:rPr>
-        <w:t xml:space="preserve"> e do </w:t>
-      </w:r>
-      <w:proofErr w:type="spellStart"/>
-      <w:r>
-        <w:rPr>
-          <w:iCs/>
-        </w:rPr>
-        <w:t>resumo</w:t>
-      </w:r>
-      <w:proofErr w:type="spellEnd"/>
-      <w:r>
-        <w:rPr>
-          <w:iCs/>
-        </w:rPr>
-        <w:t xml:space="preserve"> </w:t>
-      </w:r>
-      <w:proofErr w:type="spellStart"/>
-      <w:r>
-        <w:rPr>
-          <w:iCs/>
-        </w:rPr>
-        <w:t>em</w:t>
-      </w:r>
-      <w:proofErr w:type="spellEnd"/>
-      <w:r>
-        <w:rPr>
-          <w:iCs/>
-        </w:rPr>
-        <w:t xml:space="preserve"> </w:t>
-      </w:r>
-      <w:proofErr w:type="spellStart"/>
-      <w:r>
-        <w:rPr>
-          <w:iCs/>
-        </w:rPr>
-        <w:t>conformidade</w:t>
-      </w:r>
-      <w:proofErr w:type="spellEnd"/>
-      <w:r>
-        <w:rPr>
-          <w:iCs/>
-        </w:rPr>
-        <w:t xml:space="preserve"> com as </w:t>
-      </w:r>
-      <w:proofErr w:type="spellStart"/>
-      <w:r>
-        <w:rPr>
-          <w:iCs/>
-        </w:rPr>
-        <w:t>diretrizes</w:t>
-      </w:r>
-      <w:proofErr w:type="spellEnd"/>
-      <w:r>
-        <w:rPr>
-          <w:iCs/>
-        </w:rPr>
-        <w:t xml:space="preserve"> do template.</w:t>
+          <w:lang w:val="pt-BR"/>
+        </w:rPr>
+        <w:t xml:space="preserve">Lucas Barroso Sá 2426651Abstract—Este documento apresenta o desenvolvimento e a avaliação de modelos preditivos baseados no método de Mínimos Quadrados Ordinários (MQO) para uma tarefa de regressão do PIB da China e para a classificação de expressões faciais. O estudo de classificação utiliza sinais de eletromiografia captados por sensores em dois músculos faciais. A metodologia abrange a implementação dos estimadores tradicional, regularizado e polinomial. A regressão foi avaliada por Random Subsampling e a classificação por simulações de Monte Carlo. Observação: símbolos, caracteres especiais e equações matemáticas foram estritamente omitidos do título e do resumo em conformidade com as diretrizes do template.</w:t>
       </w:r>
     </w:p>
     <w:p>
@@ -867,1398 +90,10 @@
         <w:jc w:val="start"/>
       </w:pPr>
       <w:r>
-        <w:t xml:space="preserve"> </w:t>
-      </w:r>
-      <w:r>
-        <w:br/>
-      </w:r>
-      <w:proofErr w:type="spellStart"/>
-      <w:r>
-        <w:rPr>
-          <w:i w:val="0"/>
-          <w:iCs/>
-          <w:sz w:val="24"/>
-          <w:szCs w:val="24"/>
-        </w:rPr>
-        <w:t>I.</w:t>
-      </w:r>
-      <w:r>
-        <w:rPr>
-          <w:i w:val="0"/>
-          <w:iCs/>
-          <w:sz w:val="20"/>
-          <w:szCs w:val="20"/>
-        </w:rPr>
-        <w:t>Introduction</w:t>
-      </w:r>
-      <w:proofErr w:type="spellEnd"/>
-      <w:r>
-        <w:rPr>
-          <w:b w:val="0"/>
-          <w:bCs w:val="0"/>
-          <w:i w:val="0"/>
-          <w:iCs/>
-          <w:sz w:val="24"/>
-          <w:szCs w:val="24"/>
-        </w:rPr>
-        <w:t xml:space="preserve"> </w:t>
-      </w:r>
-      <w:r>
-        <w:rPr>
-          <w:b w:val="0"/>
-          <w:bCs w:val="0"/>
-          <w:i w:val="0"/>
-          <w:iCs/>
-        </w:rPr>
-        <w:br/>
-      </w:r>
-      <w:proofErr w:type="spellStart"/>
-      <w:r>
-        <w:rPr>
-          <w:b w:val="0"/>
-          <w:bCs w:val="0"/>
-          <w:i w:val="0"/>
-          <w:iCs/>
-          <w:spacing w:val="-1"/>
-          <w:lang w:eastAsia="x-none"/>
-        </w:rPr>
-        <w:t>O</w:t>
-      </w:r>
-      <w:proofErr w:type="spellEnd"/>
-      <w:r>
-        <w:rPr>
-          <w:b w:val="0"/>
-          <w:bCs w:val="0"/>
-          <w:i w:val="0"/>
-          <w:iCs/>
-          <w:spacing w:val="-1"/>
-          <w:lang w:eastAsia="x-none"/>
-        </w:rPr>
-        <w:t xml:space="preserve"> </w:t>
-      </w:r>
-      <w:proofErr w:type="spellStart"/>
-      <w:r>
-        <w:rPr>
-          <w:b w:val="0"/>
-          <w:bCs w:val="0"/>
-          <w:i w:val="0"/>
-          <w:iCs/>
-          <w:spacing w:val="-1"/>
-          <w:lang w:eastAsia="x-none"/>
-        </w:rPr>
-        <w:t>presente</w:t>
-      </w:r>
-      <w:proofErr w:type="spellEnd"/>
-      <w:r>
-        <w:rPr>
-          <w:b w:val="0"/>
-          <w:bCs w:val="0"/>
-          <w:i w:val="0"/>
-          <w:iCs/>
-          <w:spacing w:val="-1"/>
-          <w:lang w:eastAsia="x-none"/>
-        </w:rPr>
-        <w:t xml:space="preserve"> </w:t>
-      </w:r>
-      <w:proofErr w:type="spellStart"/>
-      <w:r>
-        <w:rPr>
-          <w:b w:val="0"/>
-          <w:bCs w:val="0"/>
-          <w:i w:val="0"/>
-          <w:iCs/>
-          <w:spacing w:val="-1"/>
-          <w:lang w:eastAsia="x-none"/>
-        </w:rPr>
-        <w:t>trabalho</w:t>
-      </w:r>
-      <w:proofErr w:type="spellEnd"/>
-      <w:r>
-        <w:rPr>
-          <w:b w:val="0"/>
-          <w:bCs w:val="0"/>
-          <w:i w:val="0"/>
-          <w:iCs/>
-          <w:spacing w:val="-1"/>
-          <w:lang w:eastAsia="x-none"/>
-        </w:rPr>
-        <w:t xml:space="preserve"> </w:t>
-      </w:r>
-      <w:proofErr w:type="spellStart"/>
-      <w:r>
-        <w:rPr>
-          <w:b w:val="0"/>
-          <w:bCs w:val="0"/>
-          <w:i w:val="0"/>
-          <w:iCs/>
-          <w:spacing w:val="-1"/>
-          <w:lang w:eastAsia="x-none"/>
-        </w:rPr>
-        <w:t>aborda</w:t>
-      </w:r>
-      <w:proofErr w:type="spellEnd"/>
-      <w:r>
-        <w:rPr>
-          <w:b w:val="0"/>
-          <w:bCs w:val="0"/>
-          <w:i w:val="0"/>
-          <w:iCs/>
-          <w:spacing w:val="-1"/>
-          <w:lang w:eastAsia="x-none"/>
-        </w:rPr>
-        <w:t xml:space="preserve"> o </w:t>
-      </w:r>
-      <w:proofErr w:type="spellStart"/>
-      <w:r>
-        <w:rPr>
-          <w:b w:val="0"/>
-          <w:bCs w:val="0"/>
-          <w:i w:val="0"/>
-          <w:iCs/>
-          <w:spacing w:val="-1"/>
-          <w:lang w:eastAsia="x-none"/>
-        </w:rPr>
-        <w:t>desenvolvimento</w:t>
-      </w:r>
-      <w:proofErr w:type="spellEnd"/>
-      <w:r>
-        <w:rPr>
-          <w:b w:val="0"/>
-          <w:bCs w:val="0"/>
-          <w:i w:val="0"/>
-          <w:iCs/>
-          <w:spacing w:val="-1"/>
-          <w:lang w:eastAsia="x-none"/>
-        </w:rPr>
-        <w:t xml:space="preserve"> de um </w:t>
-      </w:r>
-      <w:proofErr w:type="spellStart"/>
-      <w:r>
-        <w:rPr>
-          <w:b w:val="0"/>
-          <w:bCs w:val="0"/>
-          <w:i w:val="0"/>
-          <w:iCs/>
-          <w:spacing w:val="-1"/>
-          <w:lang w:eastAsia="x-none"/>
-        </w:rPr>
-        <w:t>sistema</w:t>
-      </w:r>
-      <w:proofErr w:type="spellEnd"/>
-      <w:r>
-        <w:rPr>
-          <w:b w:val="0"/>
-          <w:bCs w:val="0"/>
-          <w:i w:val="0"/>
-          <w:iCs/>
-          <w:spacing w:val="-1"/>
-          <w:lang w:eastAsia="x-none"/>
-        </w:rPr>
-        <w:t xml:space="preserve"> de </w:t>
-      </w:r>
-      <w:proofErr w:type="spellStart"/>
-      <w:r>
-        <w:rPr>
-          <w:b w:val="0"/>
-          <w:bCs w:val="0"/>
-          <w:i w:val="0"/>
-          <w:iCs/>
-          <w:spacing w:val="-1"/>
-          <w:lang w:eastAsia="x-none"/>
-        </w:rPr>
-        <w:t>predição</w:t>
-      </w:r>
-      <w:proofErr w:type="spellEnd"/>
-      <w:r>
-        <w:rPr>
-          <w:b w:val="0"/>
-          <w:bCs w:val="0"/>
-          <w:i w:val="0"/>
-          <w:iCs/>
-          <w:spacing w:val="-1"/>
-          <w:lang w:eastAsia="x-none"/>
-        </w:rPr>
-        <w:t xml:space="preserve"> </w:t>
-      </w:r>
-      <w:proofErr w:type="spellStart"/>
-      <w:r>
-        <w:rPr>
-          <w:b w:val="0"/>
-          <w:bCs w:val="0"/>
-          <w:i w:val="0"/>
-          <w:iCs/>
-          <w:spacing w:val="-1"/>
-          <w:lang w:eastAsia="x-none"/>
-        </w:rPr>
-        <w:t>qualitativa</w:t>
-      </w:r>
-      <w:proofErr w:type="spellEnd"/>
-      <w:r>
-        <w:rPr>
-          <w:b w:val="0"/>
-          <w:bCs w:val="0"/>
-          <w:i w:val="0"/>
-          <w:iCs/>
-          <w:spacing w:val="-1"/>
-          <w:lang w:eastAsia="x-none"/>
-        </w:rPr>
-        <w:t xml:space="preserve"> </w:t>
-      </w:r>
-      <w:proofErr w:type="spellStart"/>
-      <w:r>
-        <w:rPr>
-          <w:b w:val="0"/>
-          <w:bCs w:val="0"/>
-          <w:i w:val="0"/>
-          <w:iCs/>
-          <w:spacing w:val="-1"/>
-          <w:lang w:eastAsia="x-none"/>
-        </w:rPr>
-        <w:t>focado</w:t>
-      </w:r>
-      <w:proofErr w:type="spellEnd"/>
-      <w:r>
-        <w:rPr>
-          <w:b w:val="0"/>
-          <w:bCs w:val="0"/>
-          <w:i w:val="0"/>
-          <w:iCs/>
-          <w:spacing w:val="-1"/>
-          <w:lang w:eastAsia="x-none"/>
-        </w:rPr>
-        <w:t xml:space="preserve"> no </w:t>
-      </w:r>
-      <w:proofErr w:type="spellStart"/>
-      <w:r>
-        <w:rPr>
-          <w:b w:val="0"/>
-          <w:bCs w:val="0"/>
-          <w:i w:val="0"/>
-          <w:iCs/>
-          <w:spacing w:val="-1"/>
-          <w:lang w:eastAsia="x-none"/>
-        </w:rPr>
-        <w:t>reconhecimento</w:t>
-      </w:r>
-      <w:proofErr w:type="spellEnd"/>
-      <w:r>
-        <w:rPr>
-          <w:b w:val="0"/>
-          <w:bCs w:val="0"/>
-          <w:i w:val="0"/>
-          <w:iCs/>
-          <w:spacing w:val="-1"/>
-          <w:lang w:eastAsia="x-none"/>
-        </w:rPr>
-        <w:t xml:space="preserve"> de </w:t>
-      </w:r>
-      <w:proofErr w:type="spellStart"/>
-      <w:r>
-        <w:rPr>
-          <w:b w:val="0"/>
-          <w:bCs w:val="0"/>
-          <w:i w:val="0"/>
-          <w:iCs/>
-          <w:spacing w:val="-1"/>
-          <w:lang w:eastAsia="x-none"/>
-        </w:rPr>
-        <w:t>padrões</w:t>
-      </w:r>
-      <w:proofErr w:type="spellEnd"/>
-      <w:r>
-        <w:rPr>
-          <w:b w:val="0"/>
-          <w:bCs w:val="0"/>
-          <w:i w:val="0"/>
-          <w:iCs/>
-          <w:spacing w:val="-1"/>
-          <w:lang w:eastAsia="x-none"/>
-        </w:rPr>
-        <w:t xml:space="preserve"> </w:t>
-      </w:r>
-      <w:proofErr w:type="spellStart"/>
-      <w:r>
-        <w:rPr>
-          <w:b w:val="0"/>
-          <w:bCs w:val="0"/>
-          <w:i w:val="0"/>
-          <w:iCs/>
-          <w:spacing w:val="-1"/>
-          <w:lang w:eastAsia="x-none"/>
-        </w:rPr>
-        <w:t>em</w:t>
-      </w:r>
-      <w:proofErr w:type="spellEnd"/>
-      <w:r>
-        <w:rPr>
-          <w:b w:val="0"/>
-          <w:bCs w:val="0"/>
-          <w:i w:val="0"/>
-          <w:iCs/>
-          <w:spacing w:val="-1"/>
-          <w:lang w:eastAsia="x-none"/>
-        </w:rPr>
-        <w:t xml:space="preserve"> </w:t>
-      </w:r>
-      <w:proofErr w:type="spellStart"/>
-      <w:r>
-        <w:rPr>
-          <w:b w:val="0"/>
-          <w:bCs w:val="0"/>
-          <w:i w:val="0"/>
-          <w:iCs/>
-          <w:spacing w:val="-1"/>
-          <w:lang w:eastAsia="x-none"/>
-        </w:rPr>
-        <w:t>sinais</w:t>
-      </w:r>
-      <w:proofErr w:type="spellEnd"/>
-      <w:r>
-        <w:rPr>
-          <w:b w:val="0"/>
-          <w:bCs w:val="0"/>
-          <w:i w:val="0"/>
-          <w:iCs/>
-          <w:spacing w:val="-1"/>
-          <w:lang w:eastAsia="x-none"/>
-        </w:rPr>
-        <w:t xml:space="preserve"> de </w:t>
-      </w:r>
-      <w:proofErr w:type="spellStart"/>
-      <w:r>
-        <w:rPr>
-          <w:b w:val="0"/>
-          <w:bCs w:val="0"/>
-          <w:i w:val="0"/>
-          <w:iCs/>
-          <w:spacing w:val="-1"/>
-          <w:lang w:eastAsia="x-none"/>
-        </w:rPr>
-        <w:t>eletromiografia</w:t>
-      </w:r>
-      <w:proofErr w:type="spellEnd"/>
-      <w:r>
-        <w:rPr>
-          <w:b w:val="0"/>
-          <w:bCs w:val="0"/>
-          <w:i w:val="0"/>
-          <w:iCs/>
-          <w:spacing w:val="-1"/>
-          <w:lang w:eastAsia="x-none"/>
-        </w:rPr>
-        <w:t xml:space="preserve"> (EMG). A base de dados </w:t>
-      </w:r>
-      <w:proofErr w:type="spellStart"/>
-      <w:r>
-        <w:rPr>
-          <w:b w:val="0"/>
-          <w:bCs w:val="0"/>
-          <w:i w:val="0"/>
-          <w:iCs/>
-          <w:spacing w:val="-1"/>
-          <w:lang w:eastAsia="x-none"/>
-        </w:rPr>
-        <w:t>utilizada</w:t>
-      </w:r>
-      <w:proofErr w:type="spellEnd"/>
-      <w:r>
-        <w:rPr>
-          <w:b w:val="0"/>
-          <w:bCs w:val="0"/>
-          <w:i w:val="0"/>
-          <w:iCs/>
-          <w:spacing w:val="-1"/>
-          <w:lang w:eastAsia="x-none"/>
-        </w:rPr>
-        <w:t xml:space="preserve"> é </w:t>
-      </w:r>
-      <w:proofErr w:type="spellStart"/>
-      <w:r>
-        <w:rPr>
-          <w:b w:val="0"/>
-          <w:bCs w:val="0"/>
-          <w:i w:val="0"/>
-          <w:iCs/>
-          <w:spacing w:val="-1"/>
-          <w:lang w:eastAsia="x-none"/>
-        </w:rPr>
-        <w:t>composta</w:t>
-      </w:r>
-      <w:proofErr w:type="spellEnd"/>
-      <w:r>
-        <w:rPr>
-          <w:b w:val="0"/>
-          <w:bCs w:val="0"/>
-          <w:i w:val="0"/>
-          <w:iCs/>
-          <w:spacing w:val="-1"/>
-          <w:lang w:eastAsia="x-none"/>
-        </w:rPr>
-        <w:t xml:space="preserve"> </w:t>
-      </w:r>
-      <w:proofErr w:type="spellStart"/>
-      <w:r>
-        <w:rPr>
-          <w:b w:val="0"/>
-          <w:bCs w:val="0"/>
-          <w:i w:val="0"/>
-          <w:iCs/>
-          <w:spacing w:val="-1"/>
-          <w:lang w:eastAsia="x-none"/>
-        </w:rPr>
-        <w:t>por</w:t>
-      </w:r>
-      <w:proofErr w:type="spellEnd"/>
-      <w:r>
-        <w:rPr>
-          <w:b w:val="0"/>
-          <w:bCs w:val="0"/>
-          <w:i w:val="0"/>
-          <w:iCs/>
-          <w:spacing w:val="-1"/>
-          <w:lang w:eastAsia="x-none"/>
-        </w:rPr>
-        <w:t xml:space="preserve"> 50.000 </w:t>
-      </w:r>
-      <w:proofErr w:type="spellStart"/>
-      <w:r>
-        <w:rPr>
-          <w:b w:val="0"/>
-          <w:bCs w:val="0"/>
-          <w:i w:val="0"/>
-          <w:iCs/>
-          <w:spacing w:val="-1"/>
-          <w:lang w:eastAsia="x-none"/>
-        </w:rPr>
-        <w:t>amostras</w:t>
-      </w:r>
-      <w:proofErr w:type="spellEnd"/>
-      <w:r>
-        <w:rPr>
-          <w:b w:val="0"/>
-          <w:bCs w:val="0"/>
-          <w:i w:val="0"/>
-          <w:iCs/>
-          <w:spacing w:val="-1"/>
-          <w:lang w:eastAsia="x-none"/>
-        </w:rPr>
-        <w:t xml:space="preserve"> </w:t>
-      </w:r>
-      <w:proofErr w:type="spellStart"/>
-      <w:r>
-        <w:rPr>
-          <w:b w:val="0"/>
-          <w:bCs w:val="0"/>
-          <w:i w:val="0"/>
-          <w:iCs/>
-          <w:spacing w:val="-1"/>
-          <w:lang w:eastAsia="x-none"/>
-        </w:rPr>
-        <w:t>captadas</w:t>
-      </w:r>
-      <w:proofErr w:type="spellEnd"/>
-      <w:r>
-        <w:rPr>
-          <w:b w:val="0"/>
-          <w:bCs w:val="0"/>
-          <w:i w:val="0"/>
-          <w:iCs/>
-          <w:spacing w:val="-1"/>
-          <w:lang w:eastAsia="x-none"/>
-        </w:rPr>
-        <w:t xml:space="preserve"> a </w:t>
-      </w:r>
-      <w:proofErr w:type="spellStart"/>
-      <w:proofErr w:type="gramStart"/>
-      <w:r>
-        <w:rPr>
-          <w:b w:val="0"/>
-          <w:bCs w:val="0"/>
-          <w:i w:val="0"/>
-          <w:iCs/>
-          <w:spacing w:val="-1"/>
-          <w:lang w:eastAsia="x-none"/>
-        </w:rPr>
-        <w:t>uma</w:t>
-      </w:r>
-      <w:proofErr w:type="spellEnd"/>
-      <w:r>
-        <w:rPr>
-          <w:b w:val="0"/>
-          <w:bCs w:val="0"/>
-          <w:i w:val="0"/>
-          <w:iCs/>
-          <w:spacing w:val="-1"/>
-          <w:lang w:eastAsia="x-none"/>
-        </w:rPr>
-        <w:t xml:space="preserve"> taxa</w:t>
-      </w:r>
-      <w:proofErr w:type="gramEnd"/>
-      <w:r>
-        <w:rPr>
-          <w:b w:val="0"/>
-          <w:bCs w:val="0"/>
-          <w:i w:val="0"/>
-          <w:iCs/>
-          <w:spacing w:val="-1"/>
-          <w:lang w:eastAsia="x-none"/>
-        </w:rPr>
-        <w:t xml:space="preserve"> de </w:t>
-      </w:r>
-      <w:proofErr w:type="spellStart"/>
-      <w:r>
-        <w:rPr>
-          <w:b w:val="0"/>
-          <w:bCs w:val="0"/>
-          <w:i w:val="0"/>
-          <w:iCs/>
-          <w:spacing w:val="-1"/>
-          <w:lang w:eastAsia="x-none"/>
-        </w:rPr>
-        <w:t>amostragem</w:t>
-      </w:r>
-      <w:proofErr w:type="spellEnd"/>
-      <w:r>
-        <w:rPr>
-          <w:b w:val="0"/>
-          <w:bCs w:val="0"/>
-          <w:i w:val="0"/>
-          <w:iCs/>
-          <w:spacing w:val="-1"/>
-          <w:lang w:eastAsia="x-none"/>
-        </w:rPr>
-        <w:t xml:space="preserve"> de 1 kHz, </w:t>
-      </w:r>
-      <w:proofErr w:type="spellStart"/>
-      <w:r>
-        <w:rPr>
-          <w:b w:val="0"/>
-          <w:bCs w:val="0"/>
-          <w:i w:val="0"/>
-          <w:iCs/>
-          <w:spacing w:val="-1"/>
-          <w:lang w:eastAsia="x-none"/>
-        </w:rPr>
-        <w:t>utilizando</w:t>
-      </w:r>
-      <w:proofErr w:type="spellEnd"/>
-      <w:r>
-        <w:rPr>
-          <w:b w:val="0"/>
-          <w:bCs w:val="0"/>
-          <w:i w:val="0"/>
-          <w:iCs/>
-          <w:spacing w:val="-1"/>
-          <w:lang w:eastAsia="x-none"/>
-        </w:rPr>
-        <w:t xml:space="preserve"> </w:t>
-      </w:r>
-      <w:proofErr w:type="spellStart"/>
-      <w:r>
-        <w:rPr>
-          <w:b w:val="0"/>
-          <w:bCs w:val="0"/>
-          <w:i w:val="0"/>
-          <w:iCs/>
-          <w:spacing w:val="-1"/>
-          <w:lang w:eastAsia="x-none"/>
-        </w:rPr>
-        <w:t>unidades</w:t>
-      </w:r>
-      <w:proofErr w:type="spellEnd"/>
-      <w:r>
-        <w:rPr>
-          <w:b w:val="0"/>
-          <w:bCs w:val="0"/>
-          <w:i w:val="0"/>
-          <w:iCs/>
-          <w:spacing w:val="-1"/>
-          <w:lang w:eastAsia="x-none"/>
-        </w:rPr>
-        <w:t xml:space="preserve"> do Sistema Internacional (SI) </w:t>
-      </w:r>
-      <w:proofErr w:type="spellStart"/>
-      <w:r>
-        <w:rPr>
-          <w:b w:val="0"/>
-          <w:bCs w:val="0"/>
-          <w:i w:val="0"/>
-          <w:iCs/>
-          <w:spacing w:val="-1"/>
-          <w:lang w:eastAsia="x-none"/>
-        </w:rPr>
-        <w:t>como</w:t>
-      </w:r>
-      <w:proofErr w:type="spellEnd"/>
-      <w:r>
-        <w:rPr>
-          <w:b w:val="0"/>
-          <w:bCs w:val="0"/>
-          <w:i w:val="0"/>
-          <w:iCs/>
-          <w:spacing w:val="-1"/>
-          <w:lang w:eastAsia="x-none"/>
-        </w:rPr>
-        <w:t xml:space="preserve"> </w:t>
-      </w:r>
-      <w:proofErr w:type="spellStart"/>
-      <w:r>
-        <w:rPr>
-          <w:b w:val="0"/>
-          <w:bCs w:val="0"/>
-          <w:i w:val="0"/>
-          <w:iCs/>
-          <w:spacing w:val="-1"/>
-          <w:lang w:eastAsia="x-none"/>
-        </w:rPr>
-        <w:t>recomendado</w:t>
-      </w:r>
-      <w:proofErr w:type="spellEnd"/>
-      <w:r>
-        <w:rPr>
-          <w:b w:val="0"/>
-          <w:bCs w:val="0"/>
-          <w:i w:val="0"/>
-          <w:iCs/>
-          <w:spacing w:val="-1"/>
-          <w:lang w:eastAsia="x-none"/>
-        </w:rPr>
-        <w:t xml:space="preserve">. </w:t>
-      </w:r>
-      <w:proofErr w:type="spellStart"/>
-      <w:r>
-        <w:rPr>
-          <w:b w:val="0"/>
-          <w:bCs w:val="0"/>
-          <w:i w:val="0"/>
-          <w:iCs/>
-          <w:spacing w:val="-1"/>
-          <w:lang w:eastAsia="x-none"/>
-        </w:rPr>
-        <w:t>Os</w:t>
-      </w:r>
-      <w:proofErr w:type="spellEnd"/>
-      <w:r>
-        <w:rPr>
-          <w:b w:val="0"/>
-          <w:bCs w:val="0"/>
-          <w:i w:val="0"/>
-          <w:iCs/>
-          <w:spacing w:val="-1"/>
-          <w:lang w:eastAsia="x-none"/>
-        </w:rPr>
-        <w:t xml:space="preserve"> dados </w:t>
-      </w:r>
-      <w:proofErr w:type="spellStart"/>
-      <w:r>
-        <w:rPr>
-          <w:b w:val="0"/>
-          <w:bCs w:val="0"/>
-          <w:i w:val="0"/>
-          <w:iCs/>
-          <w:spacing w:val="-1"/>
-          <w:lang w:eastAsia="x-none"/>
-        </w:rPr>
-        <w:t>são</w:t>
-      </w:r>
-      <w:proofErr w:type="spellEnd"/>
-      <w:r>
-        <w:rPr>
-          <w:b w:val="0"/>
-          <w:bCs w:val="0"/>
-          <w:i w:val="0"/>
-          <w:iCs/>
-          <w:spacing w:val="-1"/>
-          <w:lang w:eastAsia="x-none"/>
-        </w:rPr>
-        <w:t xml:space="preserve"> </w:t>
-      </w:r>
-      <w:proofErr w:type="spellStart"/>
-      <w:r>
-        <w:rPr>
-          <w:b w:val="0"/>
-          <w:bCs w:val="0"/>
-          <w:i w:val="0"/>
-          <w:iCs/>
-          <w:spacing w:val="-1"/>
-          <w:lang w:eastAsia="x-none"/>
-        </w:rPr>
-        <w:t>oriundos</w:t>
-      </w:r>
-      <w:proofErr w:type="spellEnd"/>
-      <w:r>
-        <w:rPr>
-          <w:b w:val="0"/>
-          <w:bCs w:val="0"/>
-          <w:i w:val="0"/>
-          <w:iCs/>
-          <w:spacing w:val="-1"/>
-          <w:lang w:eastAsia="x-none"/>
-        </w:rPr>
-        <w:t xml:space="preserve"> de </w:t>
-      </w:r>
-      <w:proofErr w:type="spellStart"/>
-      <w:r>
-        <w:rPr>
-          <w:b w:val="0"/>
-          <w:bCs w:val="0"/>
-          <w:i w:val="0"/>
-          <w:iCs/>
-          <w:spacing w:val="-1"/>
-          <w:lang w:eastAsia="x-none"/>
-        </w:rPr>
-        <w:t>dois</w:t>
-      </w:r>
-      <w:proofErr w:type="spellEnd"/>
-      <w:r>
-        <w:rPr>
-          <w:b w:val="0"/>
-          <w:bCs w:val="0"/>
-          <w:i w:val="0"/>
-          <w:iCs/>
-          <w:spacing w:val="-1"/>
-          <w:lang w:eastAsia="x-none"/>
-        </w:rPr>
-        <w:t xml:space="preserve"> </w:t>
-      </w:r>
-      <w:proofErr w:type="spellStart"/>
-      <w:r>
-        <w:rPr>
-          <w:b w:val="0"/>
-          <w:bCs w:val="0"/>
-          <w:i w:val="0"/>
-          <w:iCs/>
-          <w:spacing w:val="-1"/>
-          <w:lang w:eastAsia="x-none"/>
-        </w:rPr>
-        <w:t>sensores</w:t>
-      </w:r>
-      <w:proofErr w:type="spellEnd"/>
-      <w:r>
-        <w:rPr>
-          <w:b w:val="0"/>
-          <w:bCs w:val="0"/>
-          <w:i w:val="0"/>
-          <w:iCs/>
-          <w:spacing w:val="-1"/>
-          <w:lang w:eastAsia="x-none"/>
-        </w:rPr>
-        <w:t xml:space="preserve"> </w:t>
-      </w:r>
-      <w:proofErr w:type="spellStart"/>
-      <w:r>
-        <w:rPr>
-          <w:b w:val="0"/>
-          <w:bCs w:val="0"/>
-          <w:i w:val="0"/>
-          <w:iCs/>
-          <w:spacing w:val="-1"/>
-          <w:lang w:eastAsia="x-none"/>
-        </w:rPr>
-        <w:t>posicionados</w:t>
-      </w:r>
-      <w:proofErr w:type="spellEnd"/>
-      <w:r>
-        <w:rPr>
-          <w:b w:val="0"/>
-          <w:bCs w:val="0"/>
-          <w:i w:val="0"/>
-          <w:iCs/>
-          <w:spacing w:val="-1"/>
-          <w:lang w:eastAsia="x-none"/>
-        </w:rPr>
-        <w:t xml:space="preserve"> no </w:t>
-      </w:r>
-      <w:proofErr w:type="spellStart"/>
-      <w:r>
-        <w:rPr>
-          <w:b w:val="0"/>
-          <w:bCs w:val="0"/>
-          <w:i w:val="0"/>
-          <w:iCs/>
-          <w:spacing w:val="-1"/>
-          <w:lang w:eastAsia="x-none"/>
-        </w:rPr>
-        <w:t>músculo</w:t>
-      </w:r>
-      <w:proofErr w:type="spellEnd"/>
-      <w:r>
-        <w:rPr>
-          <w:b w:val="0"/>
-          <w:bCs w:val="0"/>
-          <w:i w:val="0"/>
-          <w:iCs/>
-          <w:spacing w:val="-1"/>
-          <w:lang w:eastAsia="x-none"/>
-        </w:rPr>
-        <w:t xml:space="preserve"> </w:t>
-      </w:r>
-      <w:proofErr w:type="spellStart"/>
-      <w:r>
-        <w:rPr>
-          <w:b w:val="0"/>
-          <w:bCs w:val="0"/>
-          <w:i w:val="0"/>
-          <w:iCs/>
-          <w:spacing w:val="-1"/>
-          <w:lang w:eastAsia="x-none"/>
-        </w:rPr>
-        <w:t>Corrugador</w:t>
-      </w:r>
-      <w:proofErr w:type="spellEnd"/>
-      <w:r>
-        <w:rPr>
-          <w:b w:val="0"/>
-          <w:bCs w:val="0"/>
-          <w:i w:val="0"/>
-          <w:iCs/>
-          <w:spacing w:val="-1"/>
-          <w:lang w:eastAsia="x-none"/>
-        </w:rPr>
-        <w:t xml:space="preserve"> do </w:t>
-      </w:r>
-      <w:proofErr w:type="spellStart"/>
-      <w:r>
-        <w:rPr>
-          <w:b w:val="0"/>
-          <w:bCs w:val="0"/>
-          <w:i w:val="0"/>
-          <w:iCs/>
-          <w:spacing w:val="-1"/>
-          <w:lang w:eastAsia="x-none"/>
-        </w:rPr>
-        <w:t>Supercílio</w:t>
-      </w:r>
-      <w:proofErr w:type="spellEnd"/>
-      <w:r>
-        <w:rPr>
-          <w:b w:val="0"/>
-          <w:bCs w:val="0"/>
-          <w:i w:val="0"/>
-          <w:iCs/>
-          <w:spacing w:val="-1"/>
-          <w:lang w:eastAsia="x-none"/>
-        </w:rPr>
-        <w:t xml:space="preserve"> e no </w:t>
-      </w:r>
-      <w:proofErr w:type="spellStart"/>
-      <w:r>
-        <w:rPr>
-          <w:b w:val="0"/>
-          <w:bCs w:val="0"/>
-          <w:i w:val="0"/>
-          <w:iCs/>
-          <w:spacing w:val="-1"/>
-          <w:lang w:eastAsia="x-none"/>
-        </w:rPr>
-        <w:t>Zigomático</w:t>
-      </w:r>
-      <w:proofErr w:type="spellEnd"/>
-      <w:r>
-        <w:rPr>
-          <w:b w:val="0"/>
-          <w:bCs w:val="0"/>
-          <w:i w:val="0"/>
-          <w:iCs/>
-          <w:spacing w:val="-1"/>
-          <w:lang w:eastAsia="x-none"/>
-        </w:rPr>
-        <w:t xml:space="preserve"> Maior. O </w:t>
-      </w:r>
-      <w:proofErr w:type="spellStart"/>
-      <w:r>
-        <w:rPr>
-          <w:b w:val="0"/>
-          <w:bCs w:val="0"/>
-          <w:i w:val="0"/>
-          <w:iCs/>
-          <w:spacing w:val="-1"/>
-          <w:lang w:eastAsia="x-none"/>
-        </w:rPr>
-        <w:t>objetivo</w:t>
-      </w:r>
-      <w:proofErr w:type="spellEnd"/>
-      <w:r>
-        <w:rPr>
-          <w:b w:val="0"/>
-          <w:bCs w:val="0"/>
-          <w:i w:val="0"/>
-          <w:iCs/>
-          <w:spacing w:val="-1"/>
-          <w:lang w:eastAsia="x-none"/>
-        </w:rPr>
-        <w:t xml:space="preserve"> principal é </w:t>
-      </w:r>
-      <w:proofErr w:type="spellStart"/>
-      <w:r>
-        <w:rPr>
-          <w:b w:val="0"/>
-          <w:bCs w:val="0"/>
-          <w:i w:val="0"/>
-          <w:iCs/>
-          <w:spacing w:val="-1"/>
-          <w:lang w:eastAsia="x-none"/>
-        </w:rPr>
-        <w:t>modelar</w:t>
-      </w:r>
-      <w:proofErr w:type="spellEnd"/>
-      <w:r>
-        <w:rPr>
-          <w:b w:val="0"/>
-          <w:bCs w:val="0"/>
-          <w:i w:val="0"/>
-          <w:iCs/>
-          <w:spacing w:val="-1"/>
-          <w:lang w:eastAsia="x-none"/>
-        </w:rPr>
-        <w:t xml:space="preserve"> </w:t>
-      </w:r>
-      <w:proofErr w:type="spellStart"/>
-      <w:r>
-        <w:rPr>
-          <w:b w:val="0"/>
-          <w:bCs w:val="0"/>
-          <w:i w:val="0"/>
-          <w:iCs/>
-          <w:spacing w:val="-1"/>
-          <w:lang w:eastAsia="x-none"/>
-        </w:rPr>
-        <w:t>classificadores</w:t>
-      </w:r>
-      <w:proofErr w:type="spellEnd"/>
-      <w:r>
-        <w:rPr>
-          <w:b w:val="0"/>
-          <w:bCs w:val="0"/>
-          <w:i w:val="0"/>
-          <w:iCs/>
-          <w:spacing w:val="-1"/>
-          <w:lang w:eastAsia="x-none"/>
-        </w:rPr>
-        <w:t xml:space="preserve"> </w:t>
-      </w:r>
-      <w:proofErr w:type="spellStart"/>
-      <w:r>
-        <w:rPr>
-          <w:b w:val="0"/>
-          <w:bCs w:val="0"/>
-          <w:i w:val="0"/>
-          <w:iCs/>
-          <w:spacing w:val="-1"/>
-          <w:lang w:eastAsia="x-none"/>
-        </w:rPr>
-        <w:t>matemáticos</w:t>
-      </w:r>
-      <w:proofErr w:type="spellEnd"/>
-      <w:r>
-        <w:rPr>
-          <w:b w:val="0"/>
-          <w:bCs w:val="0"/>
-          <w:i w:val="0"/>
-          <w:iCs/>
-          <w:spacing w:val="-1"/>
-          <w:lang w:eastAsia="x-none"/>
-        </w:rPr>
-        <w:t xml:space="preserve"> </w:t>
-      </w:r>
-      <w:proofErr w:type="spellStart"/>
-      <w:r>
-        <w:rPr>
-          <w:b w:val="0"/>
-          <w:bCs w:val="0"/>
-          <w:i w:val="0"/>
-          <w:iCs/>
-          <w:spacing w:val="-1"/>
-          <w:lang w:eastAsia="x-none"/>
-        </w:rPr>
-        <w:t>capazes</w:t>
-      </w:r>
-      <w:proofErr w:type="spellEnd"/>
-      <w:r>
-        <w:rPr>
-          <w:b w:val="0"/>
-          <w:bCs w:val="0"/>
-          <w:i w:val="0"/>
-          <w:iCs/>
-          <w:spacing w:val="-1"/>
-          <w:lang w:eastAsia="x-none"/>
-        </w:rPr>
-        <w:t xml:space="preserve"> de </w:t>
-      </w:r>
-      <w:proofErr w:type="spellStart"/>
-      <w:r>
-        <w:rPr>
-          <w:b w:val="0"/>
-          <w:bCs w:val="0"/>
-          <w:i w:val="0"/>
-          <w:iCs/>
-          <w:spacing w:val="-1"/>
-          <w:lang w:eastAsia="x-none"/>
-        </w:rPr>
-        <w:t>categorizar</w:t>
-      </w:r>
-      <w:proofErr w:type="spellEnd"/>
-      <w:r>
-        <w:rPr>
-          <w:b w:val="0"/>
-          <w:bCs w:val="0"/>
-          <w:i w:val="0"/>
-          <w:iCs/>
-          <w:spacing w:val="-1"/>
-          <w:lang w:eastAsia="x-none"/>
-        </w:rPr>
-        <w:t xml:space="preserve"> </w:t>
-      </w:r>
-      <w:proofErr w:type="spellStart"/>
-      <w:r>
-        <w:rPr>
-          <w:b w:val="0"/>
-          <w:bCs w:val="0"/>
-          <w:i w:val="0"/>
-          <w:iCs/>
-          <w:spacing w:val="-1"/>
-          <w:lang w:eastAsia="x-none"/>
-        </w:rPr>
-        <w:t>cinco</w:t>
-      </w:r>
-      <w:proofErr w:type="spellEnd"/>
-      <w:r>
-        <w:rPr>
-          <w:b w:val="0"/>
-          <w:bCs w:val="0"/>
-          <w:i w:val="0"/>
-          <w:iCs/>
-          <w:spacing w:val="-1"/>
-          <w:lang w:eastAsia="x-none"/>
-        </w:rPr>
-        <w:t xml:space="preserve"> </w:t>
-      </w:r>
-      <w:proofErr w:type="spellStart"/>
-      <w:r>
-        <w:rPr>
-          <w:b w:val="0"/>
-          <w:bCs w:val="0"/>
-          <w:i w:val="0"/>
-          <w:iCs/>
-          <w:spacing w:val="-1"/>
-          <w:lang w:eastAsia="x-none"/>
-        </w:rPr>
-        <w:t>expressões</w:t>
-      </w:r>
-      <w:proofErr w:type="spellEnd"/>
-      <w:r>
-        <w:rPr>
-          <w:b w:val="0"/>
-          <w:bCs w:val="0"/>
-          <w:i w:val="0"/>
-          <w:iCs/>
-          <w:spacing w:val="-1"/>
-          <w:lang w:eastAsia="x-none"/>
-        </w:rPr>
-        <w:t xml:space="preserve"> </w:t>
-      </w:r>
-      <w:proofErr w:type="spellStart"/>
-      <w:r>
-        <w:rPr>
-          <w:b w:val="0"/>
-          <w:bCs w:val="0"/>
-          <w:i w:val="0"/>
-          <w:iCs/>
-          <w:spacing w:val="-1"/>
-          <w:lang w:eastAsia="x-none"/>
-        </w:rPr>
-        <w:t>faciais</w:t>
-      </w:r>
-      <w:proofErr w:type="spellEnd"/>
-      <w:r>
-        <w:rPr>
-          <w:b w:val="0"/>
-          <w:bCs w:val="0"/>
-          <w:i w:val="0"/>
-          <w:iCs/>
-          <w:spacing w:val="-1"/>
-          <w:lang w:eastAsia="x-none"/>
-        </w:rPr>
-        <w:t xml:space="preserve"> </w:t>
-      </w:r>
-      <w:proofErr w:type="spellStart"/>
-      <w:r>
-        <w:rPr>
-          <w:b w:val="0"/>
-          <w:bCs w:val="0"/>
-          <w:i w:val="0"/>
-          <w:iCs/>
-          <w:spacing w:val="-1"/>
-          <w:lang w:eastAsia="x-none"/>
-        </w:rPr>
-        <w:t>distintas</w:t>
-      </w:r>
-      <w:proofErr w:type="spellEnd"/>
-      <w:r>
-        <w:rPr>
-          <w:b w:val="0"/>
-          <w:bCs w:val="0"/>
-          <w:i w:val="0"/>
-          <w:iCs/>
-          <w:spacing w:val="-1"/>
-          <w:lang w:eastAsia="x-none"/>
-        </w:rPr>
-        <w:t xml:space="preserve">: </w:t>
-      </w:r>
-      <w:proofErr w:type="spellStart"/>
-      <w:r>
-        <w:rPr>
-          <w:b w:val="0"/>
-          <w:bCs w:val="0"/>
-          <w:i w:val="0"/>
-          <w:iCs/>
-          <w:spacing w:val="-1"/>
-          <w:lang w:eastAsia="x-none"/>
-        </w:rPr>
-        <w:t>neutro</w:t>
-      </w:r>
-      <w:proofErr w:type="spellEnd"/>
-      <w:r>
-        <w:rPr>
-          <w:b w:val="0"/>
-          <w:bCs w:val="0"/>
-          <w:i w:val="0"/>
-          <w:iCs/>
-          <w:spacing w:val="-1"/>
-          <w:lang w:eastAsia="x-none"/>
-        </w:rPr>
-        <w:t xml:space="preserve">, </w:t>
-      </w:r>
-      <w:proofErr w:type="spellStart"/>
-      <w:r>
-        <w:rPr>
-          <w:b w:val="0"/>
-          <w:bCs w:val="0"/>
-          <w:i w:val="0"/>
-          <w:iCs/>
-          <w:spacing w:val="-1"/>
-          <w:lang w:eastAsia="x-none"/>
-        </w:rPr>
-        <w:t>sorriso</w:t>
-      </w:r>
-      <w:proofErr w:type="spellEnd"/>
-      <w:r>
-        <w:rPr>
-          <w:b w:val="0"/>
-          <w:bCs w:val="0"/>
-          <w:i w:val="0"/>
-          <w:iCs/>
-          <w:spacing w:val="-1"/>
-          <w:lang w:eastAsia="x-none"/>
-        </w:rPr>
-        <w:t xml:space="preserve">, </w:t>
-      </w:r>
-      <w:proofErr w:type="spellStart"/>
-      <w:r>
-        <w:rPr>
-          <w:b w:val="0"/>
-          <w:bCs w:val="0"/>
-          <w:i w:val="0"/>
-          <w:iCs/>
-          <w:spacing w:val="-1"/>
-          <w:lang w:eastAsia="x-none"/>
-        </w:rPr>
-        <w:t>sobrancelhas</w:t>
-      </w:r>
-      <w:proofErr w:type="spellEnd"/>
-      <w:r>
-        <w:rPr>
-          <w:b w:val="0"/>
-          <w:bCs w:val="0"/>
-          <w:i w:val="0"/>
-          <w:iCs/>
-          <w:spacing w:val="-1"/>
-          <w:lang w:eastAsia="x-none"/>
-        </w:rPr>
-        <w:t xml:space="preserve"> </w:t>
-      </w:r>
-      <w:proofErr w:type="spellStart"/>
-      <w:r>
-        <w:rPr>
-          <w:b w:val="0"/>
-          <w:bCs w:val="0"/>
-          <w:i w:val="0"/>
-          <w:iCs/>
-          <w:spacing w:val="-1"/>
-          <w:lang w:eastAsia="x-none"/>
-        </w:rPr>
-        <w:t>levantadas</w:t>
-      </w:r>
-      <w:proofErr w:type="spellEnd"/>
-      <w:r>
-        <w:rPr>
-          <w:b w:val="0"/>
-          <w:bCs w:val="0"/>
-          <w:i w:val="0"/>
-          <w:iCs/>
-          <w:spacing w:val="-1"/>
-          <w:lang w:eastAsia="x-none"/>
-        </w:rPr>
-        <w:t xml:space="preserve">, </w:t>
-      </w:r>
-      <w:proofErr w:type="spellStart"/>
-      <w:r>
-        <w:rPr>
-          <w:b w:val="0"/>
-          <w:bCs w:val="0"/>
-          <w:i w:val="0"/>
-          <w:iCs/>
-          <w:spacing w:val="-1"/>
-          <w:lang w:eastAsia="x-none"/>
-        </w:rPr>
-        <w:t>surpreso</w:t>
-      </w:r>
-      <w:proofErr w:type="spellEnd"/>
-      <w:r>
-        <w:rPr>
-          <w:b w:val="0"/>
-          <w:bCs w:val="0"/>
-          <w:i w:val="0"/>
-          <w:iCs/>
-          <w:spacing w:val="-1"/>
-          <w:lang w:eastAsia="x-none"/>
-        </w:rPr>
-        <w:t xml:space="preserve"> e </w:t>
-      </w:r>
-      <w:proofErr w:type="spellStart"/>
-      <w:r>
-        <w:rPr>
-          <w:b w:val="0"/>
-          <w:bCs w:val="0"/>
-          <w:i w:val="0"/>
-          <w:iCs/>
-          <w:spacing w:val="-1"/>
-          <w:lang w:eastAsia="x-none"/>
-        </w:rPr>
-        <w:t>rabugento</w:t>
-      </w:r>
-      <w:proofErr w:type="spellEnd"/>
-      <w:r>
-        <w:rPr>
-          <w:b w:val="0"/>
-          <w:bCs w:val="0"/>
-          <w:i w:val="0"/>
-          <w:iCs/>
-          <w:spacing w:val="-1"/>
-          <w:lang w:eastAsia="x-none"/>
-        </w:rPr>
-        <w:t>.</w:t>
-      </w:r>
-      <w:r>
-        <w:rPr>
-          <w:spacing w:val="-1"/>
-          <w:lang w:eastAsia="x-none"/>
-        </w:rPr>
-        <w:br/>
-      </w:r>
-      <w:r>
-        <w:br/>
-      </w:r>
-      <w:r>
-        <w:t xml:space="preserve">II.  </w:t>
-      </w:r>
-      <w:r>
-        <w:t>M</w:t>
-      </w:r>
-      <w:r>
-        <w:t>ethodology</w:t>
-      </w:r>
-      <w:r>
-        <w:br/>
-      </w:r>
-      <w:r>
-        <w:rPr>
-          <w:b w:val="0"/>
-          <w:bCs w:val="0"/>
-          <w:noProof/>
-          <w:lang w:val="pt-BR"/>
-        </w:rPr>
-        <w:t xml:space="preserve">A estruturação do problema de classificação multiclasse (5 categorias) exigiu a transformação do vetor de características independentes </w:t>
-      </w:r>
-      <m:oMath>
-        <m:r>
-          <m:rPr>
-            <m:sty m:val="bi"/>
-          </m:rPr>
-          <w:rPr>
-            <w:rFonts w:ascii="Cambria Math" w:hAnsi="Cambria Math"/>
-            <w:lang w:val="pt-BR"/>
-          </w:rPr>
-          <m:t>Y</m:t>
-        </m:r>
-      </m:oMath>
-      <w:r>
-        <w:rPr>
-          <w:b w:val="0"/>
-          <w:bCs w:val="0"/>
-          <w:noProof/>
-          <w:lang w:val="pt-BR"/>
-        </w:rPr>
-        <w:t xml:space="preserve"> em uma matriz binária utilizando a técnica de One-Hot Encoding. Dessa forma, a matriz adotou as dimensões </w:t>
-      </w:r>
-      <m:oMath>
-        <m:r>
-          <m:rPr>
-            <m:sty m:val="bi"/>
-          </m:rPr>
-          <w:rPr>
-            <w:rFonts w:ascii="Cambria Math" w:hAnsi="Cambria Math"/>
-            <w:lang w:val="pt-BR"/>
-          </w:rPr>
-          <m:t>Y∈</m:t>
-        </m:r>
-        <m:sSup>
-          <m:sSupPr>
-            <m:ctrlPr>
-              <w:rPr>
-                <w:rFonts w:ascii="Cambria Math" w:hAnsi="Cambria Math"/>
-                <w:b w:val="0"/>
-                <w:bCs w:val="0"/>
-                <w:noProof/>
-                <w:lang w:val="pt-BR"/>
-              </w:rPr>
-            </m:ctrlPr>
-          </m:sSupPr>
-          <m:e>
-            <m:r>
-              <m:rPr>
-                <m:scr m:val="double-struck"/>
-                <m:sty m:val="bi"/>
-              </m:rPr>
-              <w:rPr>
-                <w:rFonts w:ascii="Cambria Math" w:hAnsi="Cambria Math"/>
-                <w:lang w:val="pt-BR"/>
-              </w:rPr>
-              <m:t>R</m:t>
-            </m:r>
-          </m:e>
-          <m:sup>
-            <m:r>
-              <m:rPr>
-                <m:sty m:val="bi"/>
-              </m:rPr>
-              <w:rPr>
-                <w:rFonts w:ascii="Cambria Math" w:hAnsi="Cambria Math"/>
-                <w:lang w:val="pt-BR"/>
-              </w:rPr>
-              <m:t>N×C</m:t>
-            </m:r>
-          </m:sup>
-        </m:sSup>
-      </m:oMath>
-      <w:r>
-        <w:rPr>
-          <w:b w:val="0"/>
-          <w:bCs w:val="0"/>
-          <w:noProof/>
-          <w:lang w:val="pt-BR"/>
-        </w:rPr>
-        <w:t>, permitindo que os estimadores realizassem as predições matricialmente.</w:t>
+        <w:rPr>
+          <w:lang w:val="pt-BR"/>
+        </w:rPr>
+        <w:t xml:space="preserve"> I.Introduction O presente trabalho é composto por duas etapas. A primeira é um sistema de predição quantitativa do PIB da China, usando o ano como variável regressora. A segunda aborda o desenvolvimento de um sistema de predição qualitativa focado no reconhecimento de padrões em sinais de eletromiografia (EMG). A base de dados utilizada é composta por 50.000 amostras captadas a uma taxa de amostragem de 1 kHz, utilizando unidades do Sistema Internacional (SI) como recomendado. Os dados são oriundos de dois sensores posicionados no músculo Corrugador do Supercílio e no Zigomático Maior. O objetivo principal é modelar classificadores matemáticos capazes de categorizar cinco expressões faciais distintas: neutro, sorriso, sobrancelhas levantadas, surpreso e rabugento.II.  MethodologyA estruturação do problema de classificação multiclasse (5 categorias) exigiu a transformação do vetor de características independentes Y em uma matriz binária utilizando a técnica de One-Hot Encoding. Dessa forma, a matriz adotou as dimensões Y em RN x C, permitindo que os estimadores realizassem as predições matricialmente.</w:t>
       </w:r>
     </w:p>
     <w:p>
@@ -2419,31 +254,7 @@
         <w:rPr>
           <w:lang w:val="pt-BR"/>
         </w:rPr>
-        <w:tab/>
-      </w:r>
-      <w:r>
-        <w:rPr>
-          <w:lang w:val="pt-BR"/>
-        </w:rPr>
-        <w:t xml:space="preserve">Para garantir a validade estatística, projetou-se uma validação cruzada baseada em amostragem aleatória (Simulação de Monte Carlo). Foram executadas </w:t>
-      </w:r>
-      <m:oMath>
-        <m:r>
-          <m:rPr>
-            <m:sty m:val="p"/>
-          </m:rPr>
-          <w:rPr>
-            <w:rFonts w:ascii="Cambria Math" w:hAnsi="Cambria Math"/>
-            <w:lang w:val="pt-BR"/>
-          </w:rPr>
-          <m:t>R=500</m:t>
-        </m:r>
-      </m:oMath>
-      <w:r>
-        <w:rPr>
-          <w:lang w:val="pt-BR"/>
-        </w:rPr>
-        <w:t xml:space="preserve"> rodadas, dividindo os dados a cada iteração em 80% para treinamento e 20% para teste.</w:t>
+        <w:t xml:space="preserve">Para garantir a validade estatística, projetou-se uma validação cruzada baseada em amostragem aleatória (Simulação de Monte Carlo). Foram executadas R=500 rodadas, dividindo os dados a cada iteração em 80% para treinamento e 20% para teste. Para a regressão, o arquivo china gdp.csv foi organizado numa matriz X de dimensão N por p e num vetor y de dimensão N por 1. Os modelos foram o MQO tradicional, o MQO regularizado (Tikhonov) com lambda igual a 0, 0,25, 0,5, 0,75 e 1, e a regressão polinomial via MQO. O grau q foi escolhido por poda, olhando o R2. A validação dessa etapa também teve R=500 rodadas, com 80% dos dados para treino e 20% para teste. As medidas usadas foram MSE e R2.</w:t>
       </w:r>
     </w:p>
     <w:p>
@@ -3405,1150 +1216,1349 @@
         <w:rPr>
           <w:lang w:val="pt-BR"/>
         </w:rPr>
-        <w:br/>
-      </w:r>
-      <w:r>
-        <w:rPr>
-          <w:lang w:val="pt-BR"/>
-        </w:rPr>
-        <w:br/>
-      </w:r>
-      <w:r>
-        <w:rPr>
-          <w:lang w:val="en-US"/>
-        </w:rPr>
-        <w:t xml:space="preserve">A </w:t>
-      </w:r>
-      <w:proofErr w:type="spellStart"/>
-      <w:r>
-        <w:rPr>
-          <w:lang w:val="en-US"/>
-        </w:rPr>
-        <w:t>comparação</w:t>
-      </w:r>
-      <w:proofErr w:type="spellEnd"/>
-      <w:r>
-        <w:rPr>
-          <w:lang w:val="en-US"/>
-        </w:rPr>
-        <w:t xml:space="preserve"> das </w:t>
-      </w:r>
-      <w:proofErr w:type="spellStart"/>
-      <w:r>
-        <w:rPr>
-          <w:lang w:val="en-US"/>
-        </w:rPr>
-        <w:t>médias</w:t>
-      </w:r>
-      <w:proofErr w:type="spellEnd"/>
-      <w:r>
-        <w:rPr>
-          <w:lang w:val="en-US"/>
-        </w:rPr>
-        <w:t xml:space="preserve"> </w:t>
-      </w:r>
-      <w:proofErr w:type="spellStart"/>
-      <w:r>
-        <w:rPr>
-          <w:lang w:val="en-US"/>
-        </w:rPr>
-        <w:t>confirma</w:t>
-      </w:r>
-      <w:proofErr w:type="spellEnd"/>
-      <w:r>
-        <w:rPr>
-          <w:lang w:val="en-US"/>
-        </w:rPr>
-        <w:t xml:space="preserve"> </w:t>
-      </w:r>
-      <w:proofErr w:type="spellStart"/>
-      <w:r>
-        <w:rPr>
-          <w:lang w:val="en-US"/>
-        </w:rPr>
-        <w:t>que</w:t>
-      </w:r>
-      <w:proofErr w:type="spellEnd"/>
-      <w:r>
-        <w:rPr>
-          <w:lang w:val="en-US"/>
-        </w:rPr>
-        <w:t xml:space="preserve"> </w:t>
-      </w:r>
-      <w:proofErr w:type="gramStart"/>
-      <w:r>
-        <w:rPr>
-          <w:lang w:val="en-US"/>
-        </w:rPr>
-        <w:t>a</w:t>
-      </w:r>
-      <w:proofErr w:type="gramEnd"/>
-      <w:r>
-        <w:rPr>
-          <w:lang w:val="en-US"/>
-        </w:rPr>
-        <w:t xml:space="preserve"> </w:t>
-      </w:r>
-      <w:proofErr w:type="spellStart"/>
-      <w:r>
-        <w:rPr>
-          <w:lang w:val="en-US"/>
-        </w:rPr>
-        <w:t>expansão</w:t>
-      </w:r>
-      <w:proofErr w:type="spellEnd"/>
-      <w:r>
-        <w:rPr>
-          <w:lang w:val="en-US"/>
-        </w:rPr>
-        <w:t xml:space="preserve"> </w:t>
-      </w:r>
-      <w:proofErr w:type="spellStart"/>
-      <w:r>
-        <w:rPr>
-          <w:lang w:val="en-US"/>
-        </w:rPr>
-        <w:t>polinomial</w:t>
-      </w:r>
-      <w:proofErr w:type="spellEnd"/>
-      <w:r>
-        <w:rPr>
-          <w:lang w:val="en-US"/>
-        </w:rPr>
-        <w:t xml:space="preserve"> </w:t>
-      </w:r>
-      <w:proofErr w:type="spellStart"/>
-      <w:r>
-        <w:rPr>
-          <w:lang w:val="en-US"/>
-        </w:rPr>
-        <w:t>superou</w:t>
-      </w:r>
-      <w:proofErr w:type="spellEnd"/>
-      <w:r>
-        <w:rPr>
-          <w:lang w:val="en-US"/>
-        </w:rPr>
-        <w:t xml:space="preserve"> </w:t>
-      </w:r>
-      <w:proofErr w:type="spellStart"/>
-      <w:r>
-        <w:rPr>
-          <w:lang w:val="en-US"/>
-        </w:rPr>
-        <w:t>os</w:t>
-      </w:r>
-      <w:proofErr w:type="spellEnd"/>
-      <w:r>
-        <w:rPr>
-          <w:lang w:val="en-US"/>
-        </w:rPr>
-        <w:t xml:space="preserve"> </w:t>
-      </w:r>
-      <w:proofErr w:type="spellStart"/>
-      <w:r>
-        <w:rPr>
-          <w:lang w:val="en-US"/>
-        </w:rPr>
-        <w:t>modelos</w:t>
-      </w:r>
-      <w:proofErr w:type="spellEnd"/>
-      <w:r>
-        <w:rPr>
-          <w:lang w:val="en-US"/>
-        </w:rPr>
-        <w:t xml:space="preserve"> </w:t>
-      </w:r>
-      <w:proofErr w:type="spellStart"/>
-      <w:r>
-        <w:rPr>
-          <w:lang w:val="en-US"/>
-        </w:rPr>
-        <w:t>puramente</w:t>
-      </w:r>
-      <w:proofErr w:type="spellEnd"/>
-      <w:r>
-        <w:rPr>
-          <w:lang w:val="en-US"/>
-        </w:rPr>
-        <w:t xml:space="preserve"> </w:t>
-      </w:r>
-      <w:proofErr w:type="spellStart"/>
-      <w:r>
-        <w:rPr>
-          <w:lang w:val="en-US"/>
-        </w:rPr>
-        <w:t>lineares</w:t>
-      </w:r>
-      <w:proofErr w:type="spellEnd"/>
-      <w:r>
-        <w:rPr>
-          <w:lang w:val="en-US"/>
-        </w:rPr>
-        <w:t xml:space="preserve"> </w:t>
-      </w:r>
-      <w:proofErr w:type="spellStart"/>
-      <w:r>
-        <w:rPr>
-          <w:lang w:val="en-US"/>
-        </w:rPr>
-        <w:t>ao</w:t>
-      </w:r>
-      <w:proofErr w:type="spellEnd"/>
-      <w:r>
-        <w:rPr>
-          <w:lang w:val="en-US"/>
-        </w:rPr>
-        <w:t xml:space="preserve"> lidar com </w:t>
-      </w:r>
-      <w:proofErr w:type="gramStart"/>
-      <w:r>
-        <w:rPr>
-          <w:lang w:val="en-US"/>
-        </w:rPr>
-        <w:t>a</w:t>
-      </w:r>
-      <w:proofErr w:type="gramEnd"/>
-      <w:r>
-        <w:rPr>
-          <w:lang w:val="en-US"/>
-        </w:rPr>
-        <w:t xml:space="preserve"> </w:t>
-      </w:r>
-      <w:proofErr w:type="spellStart"/>
-      <w:r>
-        <w:rPr>
-          <w:lang w:val="en-US"/>
-        </w:rPr>
-        <w:t>intensa</w:t>
-      </w:r>
-      <w:proofErr w:type="spellEnd"/>
-      <w:r>
-        <w:rPr>
-          <w:lang w:val="en-US"/>
-        </w:rPr>
-        <w:t xml:space="preserve"> </w:t>
-      </w:r>
-      <w:proofErr w:type="spellStart"/>
-      <w:r>
-        <w:rPr>
-          <w:lang w:val="en-US"/>
-        </w:rPr>
-        <w:t>sobreposição</w:t>
-      </w:r>
-      <w:proofErr w:type="spellEnd"/>
-      <w:r>
-        <w:rPr>
-          <w:lang w:val="en-US"/>
-        </w:rPr>
-        <w:t xml:space="preserve"> de classes </w:t>
-      </w:r>
-      <w:proofErr w:type="spellStart"/>
-      <w:r>
-        <w:rPr>
-          <w:lang w:val="en-US"/>
-        </w:rPr>
-        <w:t>verificada</w:t>
-      </w:r>
-      <w:proofErr w:type="spellEnd"/>
-      <w:r>
-        <w:rPr>
-          <w:lang w:val="en-US"/>
-        </w:rPr>
-        <w:t xml:space="preserve"> no </w:t>
-      </w:r>
-      <w:proofErr w:type="spellStart"/>
-      <w:r>
-        <w:rPr>
-          <w:lang w:val="en-US"/>
-        </w:rPr>
-        <w:t>gráfico</w:t>
-      </w:r>
-      <w:proofErr w:type="spellEnd"/>
-      <w:r>
-        <w:rPr>
-          <w:lang w:val="en-US"/>
-        </w:rPr>
-        <w:t xml:space="preserve"> de </w:t>
-      </w:r>
-      <w:proofErr w:type="spellStart"/>
-      <w:r>
-        <w:rPr>
-          <w:lang w:val="en-US"/>
-        </w:rPr>
-        <w:t>espalhamento</w:t>
-      </w:r>
-      <w:proofErr w:type="spellEnd"/>
-      <w:r>
-        <w:rPr>
-          <w:lang w:val="en-US"/>
-        </w:rPr>
-        <w:t xml:space="preserve">. O </w:t>
-      </w:r>
-      <w:proofErr w:type="spellStart"/>
-      <w:r>
-        <w:rPr>
-          <w:lang w:val="en-US"/>
-        </w:rPr>
-        <w:t>baixo</w:t>
-      </w:r>
-      <w:proofErr w:type="spellEnd"/>
-      <w:r>
-        <w:rPr>
-          <w:lang w:val="en-US"/>
-        </w:rPr>
-        <w:t xml:space="preserve"> </w:t>
-      </w:r>
-      <w:proofErr w:type="spellStart"/>
-      <w:r>
-        <w:rPr>
-          <w:lang w:val="en-US"/>
-        </w:rPr>
-        <w:t>desvio-padrão</w:t>
-      </w:r>
-      <w:proofErr w:type="spellEnd"/>
-      <w:r>
-        <w:rPr>
-          <w:lang w:val="en-US"/>
-        </w:rPr>
-        <w:t xml:space="preserve"> </w:t>
-      </w:r>
-      <w:proofErr w:type="spellStart"/>
-      <w:r>
-        <w:rPr>
-          <w:lang w:val="en-US"/>
-        </w:rPr>
-        <w:t>ao</w:t>
-      </w:r>
-      <w:proofErr w:type="spellEnd"/>
-      <w:r>
-        <w:rPr>
-          <w:lang w:val="en-US"/>
-        </w:rPr>
-        <w:t xml:space="preserve"> </w:t>
-      </w:r>
-      <w:proofErr w:type="spellStart"/>
-      <w:r>
-        <w:rPr>
-          <w:lang w:val="en-US"/>
-        </w:rPr>
-        <w:t>longo</w:t>
-      </w:r>
-      <w:proofErr w:type="spellEnd"/>
-      <w:r>
-        <w:rPr>
-          <w:lang w:val="en-US"/>
-        </w:rPr>
-        <w:t xml:space="preserve"> das 500 </w:t>
-      </w:r>
-      <w:proofErr w:type="spellStart"/>
-      <w:r>
-        <w:rPr>
-          <w:lang w:val="en-US"/>
-        </w:rPr>
-        <w:t>iterações</w:t>
-      </w:r>
-      <w:proofErr w:type="spellEnd"/>
-      <w:r>
-        <w:rPr>
-          <w:lang w:val="en-US"/>
-        </w:rPr>
-        <w:t xml:space="preserve"> </w:t>
-      </w:r>
-      <w:proofErr w:type="spellStart"/>
-      <w:r>
-        <w:rPr>
-          <w:lang w:val="en-US"/>
-        </w:rPr>
-        <w:t>atesta</w:t>
-      </w:r>
-      <w:proofErr w:type="spellEnd"/>
-      <w:r>
-        <w:rPr>
-          <w:lang w:val="en-US"/>
-        </w:rPr>
-        <w:t xml:space="preserve"> </w:t>
-      </w:r>
-      <w:proofErr w:type="spellStart"/>
-      <w:r>
-        <w:rPr>
-          <w:lang w:val="en-US"/>
-        </w:rPr>
-        <w:t>que</w:t>
-      </w:r>
-      <w:proofErr w:type="spellEnd"/>
-      <w:r>
-        <w:rPr>
-          <w:lang w:val="en-US"/>
-        </w:rPr>
-        <w:t xml:space="preserve"> as </w:t>
-      </w:r>
-      <w:proofErr w:type="spellStart"/>
-      <w:r>
-        <w:rPr>
-          <w:lang w:val="en-US"/>
-        </w:rPr>
-        <w:t>estimativas</w:t>
-      </w:r>
-      <w:proofErr w:type="spellEnd"/>
-      <w:r>
-        <w:rPr>
-          <w:lang w:val="en-US"/>
-        </w:rPr>
-        <w:t xml:space="preserve"> dos </w:t>
-      </w:r>
-      <w:proofErr w:type="spellStart"/>
-      <w:r>
-        <w:rPr>
-          <w:lang w:val="en-US"/>
-        </w:rPr>
-        <w:t>modelos</w:t>
-      </w:r>
-      <w:proofErr w:type="spellEnd"/>
-      <w:r>
-        <w:rPr>
-          <w:lang w:val="en-US"/>
-        </w:rPr>
-        <w:t xml:space="preserve"> </w:t>
-      </w:r>
-      <w:proofErr w:type="spellStart"/>
-      <w:r>
-        <w:rPr>
-          <w:lang w:val="en-US"/>
-        </w:rPr>
-        <w:t>são</w:t>
-      </w:r>
-      <w:proofErr w:type="spellEnd"/>
-      <w:r>
-        <w:rPr>
-          <w:lang w:val="en-US"/>
-        </w:rPr>
-        <w:t xml:space="preserve"> </w:t>
-      </w:r>
-      <w:proofErr w:type="spellStart"/>
-      <w:r>
-        <w:rPr>
-          <w:lang w:val="en-US"/>
-        </w:rPr>
-        <w:t>estáveis</w:t>
-      </w:r>
-      <w:proofErr w:type="spellEnd"/>
-      <w:r>
-        <w:rPr>
-          <w:lang w:val="en-US"/>
-        </w:rPr>
-        <w:t xml:space="preserve"> e </w:t>
-      </w:r>
-      <w:proofErr w:type="spellStart"/>
-      <w:r>
-        <w:rPr>
-          <w:lang w:val="en-US"/>
-        </w:rPr>
-        <w:t>não</w:t>
-      </w:r>
-      <w:proofErr w:type="spellEnd"/>
-      <w:r>
-        <w:rPr>
-          <w:lang w:val="en-US"/>
-        </w:rPr>
-        <w:t xml:space="preserve"> </w:t>
-      </w:r>
-      <w:proofErr w:type="spellStart"/>
-      <w:r>
-        <w:rPr>
-          <w:lang w:val="en-US"/>
-        </w:rPr>
-        <w:t>sofrem</w:t>
-      </w:r>
-      <w:proofErr w:type="spellEnd"/>
-      <w:r>
-        <w:rPr>
-          <w:lang w:val="en-US"/>
-        </w:rPr>
-        <w:t xml:space="preserve"> de </w:t>
-      </w:r>
-      <w:proofErr w:type="spellStart"/>
-      <w:r>
-        <w:rPr>
-          <w:lang w:val="en-US"/>
-        </w:rPr>
-        <w:t>variância</w:t>
-      </w:r>
-      <w:proofErr w:type="spellEnd"/>
-      <w:r>
-        <w:rPr>
-          <w:lang w:val="en-US"/>
-        </w:rPr>
-        <w:t xml:space="preserve"> extrema </w:t>
-      </w:r>
-      <w:proofErr w:type="spellStart"/>
-      <w:r>
-        <w:rPr>
-          <w:lang w:val="en-US"/>
-        </w:rPr>
-        <w:t>dependendo</w:t>
-      </w:r>
-      <w:proofErr w:type="spellEnd"/>
-      <w:r>
-        <w:rPr>
-          <w:lang w:val="en-US"/>
-        </w:rPr>
-        <w:t xml:space="preserve"> do </w:t>
-      </w:r>
-      <w:proofErr w:type="spellStart"/>
-      <w:r>
-        <w:rPr>
-          <w:lang w:val="en-US"/>
-        </w:rPr>
-        <w:t>particionamento</w:t>
-      </w:r>
-      <w:proofErr w:type="spellEnd"/>
-      <w:r>
-        <w:rPr>
-          <w:lang w:val="en-US"/>
-        </w:rPr>
-        <w:t xml:space="preserve"> dos dados.</w:t>
-      </w:r>
-      <w:r>
-        <w:rPr>
-          <w:lang w:val="en-US"/>
-        </w:rPr>
-        <w:br/>
-      </w:r>
-      <w:r>
-        <w:rPr>
-          <w:lang w:val="en-US"/>
-        </w:rPr>
-        <w:br/>
-      </w:r>
-      <w:r>
-        <w:rPr>
-          <w:b/>
-          <w:bCs/>
-          <w:lang w:val="pt-BR"/>
-        </w:rPr>
-        <w:t>IV. Conclusão</w:t>
+        <w:t xml:space="preserve">A comparação das médias confirma que a expansão polinomial superou os modelos puramente lineares ao lidar com a intensa sobreposição de classes verificada no gráfico de espalhamento. O baixo desvio-padrão ao longo das 500 iterações atesta que as estimativas dos modelos são estáveis e não sofrem de variância extrema dependendo do particionamento dos dados.</w:t>
       </w:r>
     </w:p>
     <w:p>
       <w:pPr>
         <w:pStyle w:val="Corpodetexto"/>
       </w:pPr>
-      <w:proofErr w:type="gramStart"/>
-      <w:r>
-        <w:rPr>
-          <w:lang w:val="en-US"/>
-        </w:rPr>
-        <w:t>A</w:t>
-      </w:r>
-      <w:proofErr w:type="gramEnd"/>
-      <w:r>
-        <w:rPr>
-          <w:lang w:val="en-US"/>
-        </w:rPr>
-        <w:t xml:space="preserve"> </w:t>
-      </w:r>
-      <w:proofErr w:type="spellStart"/>
-      <w:r>
-        <w:rPr>
-          <w:lang w:val="en-US"/>
-        </w:rPr>
-        <w:t>aplicação</w:t>
-      </w:r>
-      <w:proofErr w:type="spellEnd"/>
-      <w:r>
-        <w:rPr>
-          <w:lang w:val="en-US"/>
-        </w:rPr>
-        <w:t xml:space="preserve"> da </w:t>
-      </w:r>
-      <w:proofErr w:type="spellStart"/>
-      <w:r>
-        <w:rPr>
-          <w:lang w:val="en-US"/>
-        </w:rPr>
-        <w:t>família</w:t>
-      </w:r>
-      <w:proofErr w:type="spellEnd"/>
-      <w:r>
-        <w:rPr>
-          <w:lang w:val="en-US"/>
-        </w:rPr>
-        <w:t xml:space="preserve"> de </w:t>
-      </w:r>
-      <w:proofErr w:type="spellStart"/>
-      <w:r>
-        <w:rPr>
-          <w:lang w:val="en-US"/>
-        </w:rPr>
-        <w:t>estimadores</w:t>
-      </w:r>
-      <w:proofErr w:type="spellEnd"/>
-      <w:r>
-        <w:rPr>
-          <w:lang w:val="en-US"/>
-        </w:rPr>
-        <w:t xml:space="preserve"> MQO </w:t>
-      </w:r>
-      <w:proofErr w:type="spellStart"/>
-      <w:r>
-        <w:rPr>
-          <w:lang w:val="en-US"/>
-        </w:rPr>
-        <w:t>demonstrou</w:t>
-      </w:r>
-      <w:proofErr w:type="spellEnd"/>
-      <w:r>
-        <w:rPr>
-          <w:lang w:val="en-US"/>
-        </w:rPr>
-        <w:t xml:space="preserve">-se </w:t>
-      </w:r>
-      <w:proofErr w:type="spellStart"/>
-      <w:r>
-        <w:rPr>
-          <w:lang w:val="en-US"/>
-        </w:rPr>
-        <w:t>uma</w:t>
-      </w:r>
-      <w:proofErr w:type="spellEnd"/>
-      <w:r>
-        <w:rPr>
-          <w:lang w:val="en-US"/>
-        </w:rPr>
-        <w:t xml:space="preserve"> </w:t>
-      </w:r>
-      <w:proofErr w:type="spellStart"/>
-      <w:r>
-        <w:rPr>
-          <w:lang w:val="en-US"/>
-        </w:rPr>
-        <w:t>abordagem</w:t>
-      </w:r>
-      <w:proofErr w:type="spellEnd"/>
-      <w:r>
-        <w:rPr>
-          <w:lang w:val="en-US"/>
-        </w:rPr>
-        <w:t xml:space="preserve"> </w:t>
-      </w:r>
-      <w:proofErr w:type="spellStart"/>
-      <w:r>
-        <w:rPr>
-          <w:lang w:val="en-US"/>
-        </w:rPr>
-        <w:t>sólida</w:t>
-      </w:r>
-      <w:proofErr w:type="spellEnd"/>
-      <w:r>
-        <w:rPr>
-          <w:lang w:val="en-US"/>
-        </w:rPr>
-        <w:t xml:space="preserve"> para a </w:t>
-      </w:r>
-      <w:proofErr w:type="spellStart"/>
-      <w:r>
-        <w:rPr>
-          <w:lang w:val="en-US"/>
-        </w:rPr>
-        <w:t>classificação</w:t>
-      </w:r>
-      <w:proofErr w:type="spellEnd"/>
-      <w:r>
-        <w:rPr>
-          <w:lang w:val="en-US"/>
-        </w:rPr>
-        <w:t xml:space="preserve"> de </w:t>
-      </w:r>
-      <w:proofErr w:type="spellStart"/>
-      <w:r>
-        <w:rPr>
-          <w:lang w:val="en-US"/>
-        </w:rPr>
-        <w:t>sinais</w:t>
-      </w:r>
-      <w:proofErr w:type="spellEnd"/>
-      <w:r>
-        <w:rPr>
-          <w:lang w:val="en-US"/>
-        </w:rPr>
-        <w:t xml:space="preserve"> </w:t>
-      </w:r>
-      <w:proofErr w:type="spellStart"/>
-      <w:r>
-        <w:rPr>
-          <w:lang w:val="en-US"/>
-        </w:rPr>
-        <w:t>eletromiográficos</w:t>
-      </w:r>
-      <w:proofErr w:type="spellEnd"/>
-      <w:r>
-        <w:rPr>
-          <w:lang w:val="en-US"/>
-        </w:rPr>
-        <w:t xml:space="preserve"> </w:t>
-      </w:r>
-      <w:proofErr w:type="spellStart"/>
-      <w:r>
-        <w:rPr>
-          <w:lang w:val="en-US"/>
-        </w:rPr>
-        <w:t>faciais</w:t>
-      </w:r>
-      <w:proofErr w:type="spellEnd"/>
-      <w:r>
-        <w:rPr>
-          <w:lang w:val="en-US"/>
-        </w:rPr>
-        <w:t xml:space="preserve">, </w:t>
-      </w:r>
-      <w:proofErr w:type="spellStart"/>
-      <w:r>
-        <w:rPr>
-          <w:lang w:val="en-US"/>
-        </w:rPr>
-        <w:t>desde</w:t>
-      </w:r>
-      <w:proofErr w:type="spellEnd"/>
-      <w:r>
-        <w:rPr>
-          <w:lang w:val="en-US"/>
-        </w:rPr>
-        <w:t xml:space="preserve"> </w:t>
-      </w:r>
-      <w:proofErr w:type="spellStart"/>
-      <w:r>
-        <w:rPr>
-          <w:lang w:val="en-US"/>
-        </w:rPr>
-        <w:t>que</w:t>
-      </w:r>
-      <w:proofErr w:type="spellEnd"/>
-      <w:r>
-        <w:rPr>
-          <w:lang w:val="en-US"/>
-        </w:rPr>
-        <w:t xml:space="preserve"> as </w:t>
-      </w:r>
-      <w:proofErr w:type="spellStart"/>
-      <w:r>
-        <w:rPr>
-          <w:lang w:val="en-US"/>
-        </w:rPr>
-        <w:t>limitações</w:t>
-      </w:r>
-      <w:proofErr w:type="spellEnd"/>
-      <w:r>
-        <w:rPr>
-          <w:lang w:val="en-US"/>
-        </w:rPr>
-        <w:t xml:space="preserve"> </w:t>
-      </w:r>
-      <w:proofErr w:type="spellStart"/>
-      <w:r>
-        <w:rPr>
-          <w:lang w:val="en-US"/>
-        </w:rPr>
-        <w:t>espaciais</w:t>
-      </w:r>
-      <w:proofErr w:type="spellEnd"/>
-      <w:r>
-        <w:rPr>
-          <w:lang w:val="en-US"/>
-        </w:rPr>
-        <w:t xml:space="preserve"> dos dados </w:t>
-      </w:r>
-      <w:proofErr w:type="spellStart"/>
-      <w:r>
-        <w:rPr>
-          <w:lang w:val="en-US"/>
-        </w:rPr>
-        <w:t>sejam</w:t>
-      </w:r>
-      <w:proofErr w:type="spellEnd"/>
-      <w:r>
-        <w:rPr>
-          <w:lang w:val="en-US"/>
-        </w:rPr>
-        <w:t xml:space="preserve"> </w:t>
-      </w:r>
-      <w:proofErr w:type="spellStart"/>
-      <w:r>
-        <w:rPr>
-          <w:lang w:val="en-US"/>
-        </w:rPr>
-        <w:t>respeitadas</w:t>
-      </w:r>
-      <w:proofErr w:type="spellEnd"/>
-      <w:r>
-        <w:rPr>
-          <w:lang w:val="en-US"/>
-        </w:rPr>
-        <w:t xml:space="preserve">. </w:t>
-      </w:r>
-      <w:proofErr w:type="gramStart"/>
-      <w:r>
-        <w:rPr>
-          <w:lang w:val="en-US"/>
-        </w:rPr>
-        <w:t>A</w:t>
-      </w:r>
-      <w:proofErr w:type="gramEnd"/>
-      <w:r>
-        <w:rPr>
-          <w:lang w:val="en-US"/>
-        </w:rPr>
-        <w:t xml:space="preserve"> </w:t>
-      </w:r>
-      <w:proofErr w:type="spellStart"/>
-      <w:r>
-        <w:rPr>
-          <w:lang w:val="en-US"/>
-        </w:rPr>
-        <w:t>incapacidade</w:t>
-      </w:r>
-      <w:proofErr w:type="spellEnd"/>
-      <w:r>
-        <w:rPr>
-          <w:lang w:val="en-US"/>
-        </w:rPr>
-        <w:t xml:space="preserve"> de </w:t>
-      </w:r>
-      <w:proofErr w:type="spellStart"/>
-      <w:r>
-        <w:rPr>
-          <w:lang w:val="en-US"/>
-        </w:rPr>
-        <w:t>separação</w:t>
-      </w:r>
-      <w:proofErr w:type="spellEnd"/>
-      <w:r>
-        <w:rPr>
-          <w:lang w:val="en-US"/>
-        </w:rPr>
-        <w:t xml:space="preserve"> linear </w:t>
-      </w:r>
-      <w:proofErr w:type="spellStart"/>
-      <w:r>
-        <w:rPr>
-          <w:lang w:val="en-US"/>
-        </w:rPr>
-        <w:t>direta</w:t>
-      </w:r>
-      <w:proofErr w:type="spellEnd"/>
-      <w:r>
-        <w:rPr>
-          <w:lang w:val="en-US"/>
-        </w:rPr>
-        <w:t xml:space="preserve"> </w:t>
-      </w:r>
-      <w:proofErr w:type="spellStart"/>
-      <w:r>
-        <w:rPr>
-          <w:lang w:val="en-US"/>
-        </w:rPr>
-        <w:t>foi</w:t>
-      </w:r>
-      <w:proofErr w:type="spellEnd"/>
-      <w:r>
-        <w:rPr>
-          <w:lang w:val="en-US"/>
-        </w:rPr>
-        <w:t xml:space="preserve"> </w:t>
-      </w:r>
-      <w:proofErr w:type="spellStart"/>
-      <w:r>
-        <w:rPr>
-          <w:lang w:val="en-US"/>
-        </w:rPr>
-        <w:t>solucionada</w:t>
-      </w:r>
-      <w:proofErr w:type="spellEnd"/>
-      <w:r>
-        <w:rPr>
-          <w:lang w:val="en-US"/>
-        </w:rPr>
-        <w:t xml:space="preserve"> com </w:t>
-      </w:r>
-      <w:proofErr w:type="spellStart"/>
-      <w:r>
-        <w:rPr>
-          <w:lang w:val="en-US"/>
-        </w:rPr>
-        <w:t>sucesso</w:t>
-      </w:r>
-      <w:proofErr w:type="spellEnd"/>
-      <w:r>
-        <w:rPr>
-          <w:lang w:val="en-US"/>
-        </w:rPr>
-        <w:t xml:space="preserve"> pela </w:t>
-      </w:r>
-      <w:proofErr w:type="spellStart"/>
-      <w:r>
-        <w:rPr>
-          <w:lang w:val="en-US"/>
-        </w:rPr>
-        <w:t>elevação</w:t>
-      </w:r>
-      <w:proofErr w:type="spellEnd"/>
-      <w:r>
-        <w:rPr>
-          <w:lang w:val="en-US"/>
-        </w:rPr>
-        <w:t xml:space="preserve"> dimensional do </w:t>
-      </w:r>
-      <w:proofErr w:type="spellStart"/>
-      <w:r>
-        <w:rPr>
-          <w:lang w:val="en-US"/>
-        </w:rPr>
-        <w:t>método</w:t>
-      </w:r>
-      <w:proofErr w:type="spellEnd"/>
-      <w:r>
-        <w:rPr>
-          <w:lang w:val="en-US"/>
-        </w:rPr>
-        <w:t xml:space="preserve"> </w:t>
-      </w:r>
-      <w:proofErr w:type="spellStart"/>
-      <w:r>
-        <w:rPr>
-          <w:lang w:val="en-US"/>
-        </w:rPr>
-        <w:t>polinomial</w:t>
-      </w:r>
-      <w:proofErr w:type="spellEnd"/>
-      <w:r>
-        <w:rPr>
-          <w:lang w:val="en-US"/>
-        </w:rPr>
-        <w:t xml:space="preserve">. A </w:t>
-      </w:r>
-      <w:proofErr w:type="spellStart"/>
-      <w:r>
-        <w:rPr>
-          <w:lang w:val="en-US"/>
-        </w:rPr>
-        <w:t>validação</w:t>
-      </w:r>
-      <w:proofErr w:type="spellEnd"/>
-      <w:r>
-        <w:rPr>
-          <w:lang w:val="en-US"/>
-        </w:rPr>
-        <w:t xml:space="preserve"> </w:t>
-      </w:r>
-      <w:proofErr w:type="spellStart"/>
-      <w:r>
-        <w:rPr>
-          <w:lang w:val="en-US"/>
-        </w:rPr>
-        <w:t>estruturada</w:t>
-      </w:r>
-      <w:proofErr w:type="spellEnd"/>
-      <w:r>
-        <w:rPr>
-          <w:lang w:val="en-US"/>
-        </w:rPr>
-        <w:t xml:space="preserve"> via Monte Carlo </w:t>
-      </w:r>
-      <w:proofErr w:type="spellStart"/>
-      <w:r>
-        <w:rPr>
-          <w:lang w:val="en-US"/>
-        </w:rPr>
-        <w:t>conferiu</w:t>
-      </w:r>
-      <w:proofErr w:type="spellEnd"/>
-      <w:r>
-        <w:rPr>
-          <w:lang w:val="en-US"/>
-        </w:rPr>
-        <w:t xml:space="preserve"> </w:t>
-      </w:r>
-      <w:proofErr w:type="spellStart"/>
-      <w:r>
-        <w:rPr>
-          <w:lang w:val="en-US"/>
-        </w:rPr>
-        <w:t>alta</w:t>
-      </w:r>
-      <w:proofErr w:type="spellEnd"/>
-      <w:r>
-        <w:rPr>
-          <w:lang w:val="en-US"/>
-        </w:rPr>
-        <w:t xml:space="preserve"> </w:t>
-      </w:r>
-      <w:proofErr w:type="spellStart"/>
-      <w:r>
-        <w:rPr>
-          <w:lang w:val="en-US"/>
-        </w:rPr>
-        <w:t>confiabilidade</w:t>
-      </w:r>
-      <w:proofErr w:type="spellEnd"/>
-      <w:r>
-        <w:rPr>
-          <w:lang w:val="en-US"/>
-        </w:rPr>
-        <w:t xml:space="preserve"> </w:t>
-      </w:r>
-      <w:proofErr w:type="spellStart"/>
-      <w:r>
-        <w:rPr>
-          <w:lang w:val="en-US"/>
-        </w:rPr>
-        <w:t>às</w:t>
-      </w:r>
-      <w:proofErr w:type="spellEnd"/>
-      <w:r>
-        <w:rPr>
-          <w:lang w:val="en-US"/>
-        </w:rPr>
-        <w:t xml:space="preserve"> </w:t>
-      </w:r>
-      <w:proofErr w:type="spellStart"/>
-      <w:r>
-        <w:rPr>
-          <w:lang w:val="en-US"/>
-        </w:rPr>
-        <w:t>métricas</w:t>
-      </w:r>
-      <w:proofErr w:type="spellEnd"/>
-      <w:r>
-        <w:rPr>
-          <w:lang w:val="en-US"/>
-        </w:rPr>
-        <w:t xml:space="preserve"> </w:t>
-      </w:r>
-      <w:proofErr w:type="spellStart"/>
-      <w:r>
-        <w:rPr>
-          <w:lang w:val="en-US"/>
-        </w:rPr>
-        <w:t>finais</w:t>
-      </w:r>
-      <w:proofErr w:type="spellEnd"/>
-      <w:r>
-        <w:rPr>
-          <w:lang w:val="en-US"/>
-        </w:rPr>
-        <w:t xml:space="preserve">, </w:t>
-      </w:r>
-      <w:proofErr w:type="spellStart"/>
-      <w:r>
-        <w:rPr>
-          <w:lang w:val="en-US"/>
-        </w:rPr>
-        <w:t>atestando</w:t>
-      </w:r>
-      <w:proofErr w:type="spellEnd"/>
-      <w:r>
-        <w:rPr>
-          <w:lang w:val="en-US"/>
-        </w:rPr>
-        <w:t xml:space="preserve"> a </w:t>
-      </w:r>
-      <w:proofErr w:type="spellStart"/>
-      <w:r>
-        <w:rPr>
-          <w:lang w:val="en-US"/>
-        </w:rPr>
-        <w:t>robustez</w:t>
-      </w:r>
-      <w:proofErr w:type="spellEnd"/>
-      <w:r>
-        <w:rPr>
-          <w:lang w:val="en-US"/>
-        </w:rPr>
-        <w:t xml:space="preserve"> do </w:t>
-      </w:r>
-      <w:proofErr w:type="spellStart"/>
-      <w:r>
-        <w:rPr>
-          <w:lang w:val="en-US"/>
-        </w:rPr>
-        <w:t>classificador</w:t>
-      </w:r>
-      <w:proofErr w:type="spellEnd"/>
-      <w:r>
-        <w:rPr>
-          <w:lang w:val="en-US"/>
-        </w:rPr>
-        <w:t xml:space="preserve"> </w:t>
-      </w:r>
-      <w:proofErr w:type="spellStart"/>
-      <w:r>
-        <w:rPr>
-          <w:lang w:val="en-US"/>
-        </w:rPr>
-        <w:t>escolhido</w:t>
-      </w:r>
-      <w:proofErr w:type="spellEnd"/>
-      <w:r>
-        <w:rPr>
-          <w:lang w:val="en-US"/>
-        </w:rPr>
-        <w:t xml:space="preserve"> para </w:t>
-      </w:r>
-      <w:proofErr w:type="spellStart"/>
-      <w:r>
-        <w:rPr>
-          <w:lang w:val="en-US"/>
-        </w:rPr>
-        <w:t>operar</w:t>
-      </w:r>
-      <w:proofErr w:type="spellEnd"/>
-      <w:r>
-        <w:rPr>
-          <w:lang w:val="en-US"/>
-        </w:rPr>
-        <w:t xml:space="preserve"> sob a </w:t>
-      </w:r>
-      <w:proofErr w:type="gramStart"/>
-      <w:r>
-        <w:rPr>
-          <w:lang w:val="en-US"/>
-        </w:rPr>
-        <w:t>taxa</w:t>
-      </w:r>
-      <w:proofErr w:type="gramEnd"/>
-      <w:r>
-        <w:rPr>
-          <w:lang w:val="en-US"/>
-        </w:rPr>
-        <w:t xml:space="preserve"> de </w:t>
-      </w:r>
-      <w:proofErr w:type="spellStart"/>
-      <w:r>
-        <w:rPr>
-          <w:lang w:val="en-US"/>
-        </w:rPr>
-        <w:t>amostragem</w:t>
-      </w:r>
-      <w:proofErr w:type="spellEnd"/>
-      <w:r>
-        <w:rPr>
-          <w:lang w:val="en-US"/>
-        </w:rPr>
-        <w:t xml:space="preserve"> </w:t>
-      </w:r>
-      <w:proofErr w:type="spellStart"/>
-      <w:r>
-        <w:rPr>
-          <w:lang w:val="en-US"/>
-        </w:rPr>
-        <w:t>definida</w:t>
-      </w:r>
-      <w:proofErr w:type="spellEnd"/>
-      <w:r>
-        <w:rPr>
-          <w:lang w:val="en-US"/>
-        </w:rPr>
-        <w:t>.</w:t>
+      <w:r>
+        <w:rPr>
+          <w:lang w:val="pt-BR"/>
+        </w:rPr>
+        <w:t xml:space="preserve">D. Tarefa de Regressão</w:t>
+      </w:r>
+    </w:p>
+    <w:p>
+      <w:pPr>
+        <w:pStyle w:val="Corpodetexto"/>
+      </w:pPr>
+      <w:r>
+        <w:rPr>
+          <w:lang w:val="pt-BR"/>
+        </w:rPr>
+        <w:t xml:space="preserve">As figuras e gráficos gerados durante o experimento foram posicionados preferencialmente no topo ou na base das colunas, evitando o meio da página. Fig. 2. Gráfico de espalhamento do PIB da China em função do ano.</w:t>
+      </w:r>
+    </w:p>
+    <w:p xmlns:a="http://purl.oclc.org/ooxml/drawingml/main" xmlns:pic="http://purl.oclc.org/ooxml/drawingml/picture">
+      <w:pPr>
+        <w:pStyle w:val="Corpodetexto"/>
+      </w:pPr>
+      <w:r>
+        <w:drawing>
+          <wp:inline distT="0" distB="0" distL="0" distR="0">
+            <wp:extent cx="3089910" cy="2317750"/>
+            <wp:docPr id="439107409" name="Imagem 3"/>
+            <a:graphic>
+              <a:graphicData uri="http://purl.oclc.org/ooxml/drawingml/picture">
+                <pic:pic>
+                  <pic:nvPicPr>
+                    <pic:cNvPr id="439107409" name="gdp"/>
+                    <pic:cNvPicPr/>
+                  </pic:nvPicPr>
+                  <pic:blipFill>
+                    <a:blip r:embed="rId12"/>
+                    <a:stretch>
+                      <a:fillRect/>
+                    </a:stretch>
+                  </pic:blipFill>
+                  <pic:spPr>
+                    <a:xfrm>
+                      <a:off x="0" y="0"/>
+                      <a:ext cx="3089910" cy="2317750"/>
+                    </a:xfrm>
+                    <a:prstGeom prst="rect">
+                      <a:avLst/>
+                    </a:prstGeom>
+                  </pic:spPr>
+                </pic:pic>
+              </a:graphicData>
+            </a:graphic>
+          </wp:inline>
+        </w:drawing>
+      </w:r>
+    </w:p>
+    <w:p>
+      <w:pPr>
+        <w:pStyle w:val="Corpodetexto"/>
+      </w:pPr>
+      <w:r>
+        <w:rPr>
+          <w:lang w:val="pt-BR"/>
+        </w:rPr>
+        <w:t xml:space="preserve">A análise inicial do gráfico de espalhamento mostrou um crescimento lento nas primeiras décadas e uma aceleração bem mais forte a partir dos anos 1990. Esse formato não parece uma reta. Por isso um modelo só linear deve errar mais, principalmente nos anos mais recentes, quando o PIB sobe rápido.</w:t>
+      </w:r>
+    </w:p>
+    <w:p>
+      <w:pPr>
+        <w:pStyle w:val="Corpodetexto"/>
+      </w:pPr>
+      <w:r>
+        <w:rPr>
+          <w:lang w:val="pt-BR"/>
+        </w:rPr>
+        <w:t xml:space="preserve">E. Seleção do grau polinomial (regressão)</w:t>
+      </w:r>
+    </w:p>
+    <w:p>
+      <w:pPr>
+        <w:pStyle w:val="Corpodetexto"/>
+      </w:pPr>
+      <w:r>
+        <w:rPr>
+          <w:lang w:val="pt-BR"/>
+        </w:rPr>
+        <w:t xml:space="preserve">O hiperparâmetro q foi escolhido por poda, comparando o R2. O grau 1 ficou com R2 igual a 0,5240. O grau 2 subiu para 0,8424, o grau 3 para 0,9645 e o grau 4 para 0,9932. No grau 5 o ganho ficou abaixo de 0,5%, então o q foi fixado em 4.</w:t>
+      </w:r>
+    </w:p>
+    <w:p>
+      <w:pPr>
+        <w:pStyle w:val="Corpodetexto"/>
+      </w:pPr>
+      <w:r>
+        <w:rPr>
+          <w:lang w:val="pt-BR"/>
+        </w:rPr>
+        <w:t xml:space="preserve">F. Avaliação de Desempenho (Random Subsampling)</w:t>
+      </w:r>
+    </w:p>
+    <w:p>
+      <w:pPr>
+        <w:pStyle w:val="Corpodetexto"/>
+      </w:pPr>
+      <w:r>
+        <w:rPr>
+          <w:lang w:val="pt-BR"/>
+        </w:rPr>
+        <w:t xml:space="preserve">Os resultados estatísticos das 500 rodadas de validação da regressão estão sumarizados na Tabela II (R2) e na Tabela III (MSE).</w:t>
+      </w:r>
+    </w:p>
+    <w:p>
+      <w:pPr>
+        <w:pStyle w:val="Corpodetexto"/>
+      </w:pPr>
+      <w:r>
+        <w:rPr>
+          <w:lang w:val="pt-BR"/>
+        </w:rPr>
+        <w:t xml:space="preserve">Tabela II. R2</w:t>
+      </w:r>
+    </w:p>
+    <w:tbl>
+      <w:tblPr>
+        <w:tblStyle w:val="Tabelacomgrade"/>
+      </w:tblPr>
+      <w:tblGrid>
+        <w:gridCol w:w="1000"/>
+        <w:gridCol w:w="1000"/>
+        <w:gridCol w:w="1000"/>
+        <w:gridCol w:w="1000"/>
+        <w:gridCol w:w="1000"/>
+      </w:tblGrid>
+      <w:tr>
+        <w:tc>
+          <w:tcPr>
+            <w:tcW w:w="48.55pt" w:type="dxa"/>
+          </w:tcPr>
+          <w:p>
+            <w:pPr>
+              <w:pStyle w:val="Corpodetexto"/>
+            </w:pPr>
+            <w:r>
+              <w:rPr>
+                <w:sz w:val="16"/>
+              </w:rPr>
+              <w:t>Modelos</w:t>
+            </w:r>
+          </w:p>
+        </w:tc>
+        <w:tc>
+          <w:tcPr>
+            <w:tcW w:w="48.55pt" w:type="dxa"/>
+          </w:tcPr>
+          <w:p>
+            <w:pPr>
+              <w:pStyle w:val="Corpodetexto"/>
+            </w:pPr>
+            <w:r>
+              <w:rPr>
+                <w:sz w:val="16"/>
+              </w:rPr>
+              <w:t>Media</w:t>
+            </w:r>
+          </w:p>
+        </w:tc>
+        <w:tc>
+          <w:tcPr>
+            <w:tcW w:w="48.55pt" w:type="dxa"/>
+          </w:tcPr>
+          <w:p>
+            <w:pPr>
+              <w:pStyle w:val="Corpodetexto"/>
+            </w:pPr>
+            <w:r>
+              <w:rPr>
+                <w:sz w:val="16"/>
+              </w:rPr>
+              <w:t>Desvio-Padrao</w:t>
+            </w:r>
+          </w:p>
+        </w:tc>
+        <w:tc>
+          <w:tcPr>
+            <w:tcW w:w="48.55pt" w:type="dxa"/>
+          </w:tcPr>
+          <w:p>
+            <w:pPr>
+              <w:pStyle w:val="Corpodetexto"/>
+            </w:pPr>
+            <w:r>
+              <w:rPr>
+                <w:sz w:val="16"/>
+              </w:rPr>
+              <w:t>Maior Valor</w:t>
+            </w:r>
+          </w:p>
+        </w:tc>
+        <w:tc>
+          <w:tcPr>
+            <w:tcW w:w="48.55pt" w:type="dxa"/>
+          </w:tcPr>
+          <w:p>
+            <w:pPr>
+              <w:pStyle w:val="Corpodetexto"/>
+            </w:pPr>
+            <w:r>
+              <w:rPr>
+                <w:sz w:val="16"/>
+              </w:rPr>
+              <w:t>Menor Valor</w:t>
+            </w:r>
+          </w:p>
+        </w:tc>
+      </w:tr>
+      <w:tr>
+        <w:tc>
+          <w:tcPr>
+            <w:tcW w:w="48.55pt" w:type="dxa"/>
+          </w:tcPr>
+          <w:p>
+            <w:pPr>
+              <w:pStyle w:val="Corpodetexto"/>
+            </w:pPr>
+            <w:r>
+              <w:rPr>
+                <w:sz w:val="16"/>
+              </w:rPr>
+              <w:t>Polinomial</w:t>
+            </w:r>
+          </w:p>
+        </w:tc>
+        <w:tc>
+          <w:tcPr>
+            <w:tcW w:w="48.55pt" w:type="dxa"/>
+          </w:tcPr>
+          <w:p>
+            <w:pPr>
+              <w:pStyle w:val="Corpodetexto"/>
+            </w:pPr>
+            <w:r>
+              <w:rPr>
+                <w:sz w:val="16"/>
+              </w:rPr>
+              <w:t>0.9607</w:t>
+            </w:r>
+          </w:p>
+        </w:tc>
+        <w:tc>
+          <w:tcPr>
+            <w:tcW w:w="48.55pt" w:type="dxa"/>
+          </w:tcPr>
+          <w:p>
+            <w:pPr>
+              <w:pStyle w:val="Corpodetexto"/>
+            </w:pPr>
+            <w:r>
+              <w:rPr>
+                <w:sz w:val="16"/>
+              </w:rPr>
+              <w:t>0.1382</w:t>
+            </w:r>
+          </w:p>
+        </w:tc>
+        <w:tc>
+          <w:tcPr>
+            <w:tcW w:w="48.55pt" w:type="dxa"/>
+          </w:tcPr>
+          <w:p>
+            <w:pPr>
+              <w:pStyle w:val="Corpodetexto"/>
+            </w:pPr>
+            <w:r>
+              <w:rPr>
+                <w:sz w:val="16"/>
+              </w:rPr>
+              <w:t>0.9979</w:t>
+            </w:r>
+          </w:p>
+        </w:tc>
+        <w:tc>
+          <w:tcPr>
+            <w:tcW w:w="48.55pt" w:type="dxa"/>
+          </w:tcPr>
+          <w:p>
+            <w:pPr>
+              <w:pStyle w:val="Corpodetexto"/>
+            </w:pPr>
+            <w:r>
+              <w:rPr>
+                <w:sz w:val="16"/>
+              </w:rPr>
+              <w:t>-1.5058</w:t>
+            </w:r>
+          </w:p>
+        </w:tc>
+      </w:tr>
+      <w:tr>
+        <w:tc>
+          <w:tcPr>
+            <w:tcW w:w="48.55pt" w:type="dxa"/>
+          </w:tcPr>
+          <w:p>
+            <w:pPr>
+              <w:pStyle w:val="Corpodetexto"/>
+            </w:pPr>
+            <w:r>
+              <w:rPr>
+                <w:sz w:val="16"/>
+              </w:rPr>
+              <w:t>MQO tradicional</w:t>
+            </w:r>
+          </w:p>
+        </w:tc>
+        <w:tc>
+          <w:tcPr>
+            <w:tcW w:w="48.55pt" w:type="dxa"/>
+          </w:tcPr>
+          <w:p>
+            <w:pPr>
+              <w:pStyle w:val="Corpodetexto"/>
+            </w:pPr>
+            <w:r>
+              <w:rPr>
+                <w:sz w:val="16"/>
+              </w:rPr>
+              <w:t>-1.0086</w:t>
+            </w:r>
+          </w:p>
+        </w:tc>
+        <w:tc>
+          <w:tcPr>
+            <w:tcW w:w="48.55pt" w:type="dxa"/>
+          </w:tcPr>
+          <w:p>
+            <w:pPr>
+              <w:pStyle w:val="Corpodetexto"/>
+            </w:pPr>
+            <w:r>
+              <w:rPr>
+                <w:sz w:val="16"/>
+              </w:rPr>
+              <w:t>6.1606</w:t>
+            </w:r>
+          </w:p>
+        </w:tc>
+        <w:tc>
+          <w:tcPr>
+            <w:tcW w:w="48.55pt" w:type="dxa"/>
+          </w:tcPr>
+          <w:p>
+            <w:pPr>
+              <w:pStyle w:val="Corpodetexto"/>
+            </w:pPr>
+            <w:r>
+              <w:rPr>
+                <w:sz w:val="16"/>
+              </w:rPr>
+              <w:t>0.7587</w:t>
+            </w:r>
+          </w:p>
+        </w:tc>
+        <w:tc>
+          <w:tcPr>
+            <w:tcW w:w="48.55pt" w:type="dxa"/>
+          </w:tcPr>
+          <w:p>
+            <w:pPr>
+              <w:pStyle w:val="Corpodetexto"/>
+            </w:pPr>
+            <w:r>
+              <w:rPr>
+                <w:sz w:val="16"/>
+              </w:rPr>
+              <w:t>-107.10</w:t>
+            </w:r>
+          </w:p>
+        </w:tc>
+      </w:tr>
+      <w:tr>
+        <w:tc>
+          <w:tcPr>
+            <w:tcW w:w="48.55pt" w:type="dxa"/>
+          </w:tcPr>
+          <w:p>
+            <w:pPr>
+              <w:pStyle w:val="Corpodetexto"/>
+            </w:pPr>
+            <w:r>
+              <w:rPr>
+                <w:sz w:val="16"/>
+              </w:rPr>
+              <w:t>MQO Reg. (0,25)</w:t>
+            </w:r>
+          </w:p>
+        </w:tc>
+        <w:tc>
+          <w:tcPr>
+            <w:tcW w:w="48.55pt" w:type="dxa"/>
+          </w:tcPr>
+          <w:p>
+            <w:pPr>
+              <w:pStyle w:val="Corpodetexto"/>
+            </w:pPr>
+            <w:r>
+              <w:rPr>
+                <w:sz w:val="16"/>
+              </w:rPr>
+              <w:t>-0.5899</w:t>
+            </w:r>
+          </w:p>
+        </w:tc>
+        <w:tc>
+          <w:tcPr>
+            <w:tcW w:w="48.55pt" w:type="dxa"/>
+          </w:tcPr>
+          <w:p>
+            <w:pPr>
+              <w:pStyle w:val="Corpodetexto"/>
+            </w:pPr>
+            <w:r>
+              <w:rPr>
+                <w:sz w:val="16"/>
+              </w:rPr>
+              <w:t>3.9945</w:t>
+            </w:r>
+          </w:p>
+        </w:tc>
+        <w:tc>
+          <w:tcPr>
+            <w:tcW w:w="48.55pt" w:type="dxa"/>
+          </w:tcPr>
+          <w:p>
+            <w:pPr>
+              <w:pStyle w:val="Corpodetexto"/>
+            </w:pPr>
+            <w:r>
+              <w:rPr>
+                <w:sz w:val="16"/>
+              </w:rPr>
+              <w:t>0.7920</w:t>
+            </w:r>
+          </w:p>
+        </w:tc>
+        <w:tc>
+          <w:tcPr>
+            <w:tcW w:w="48.55pt" w:type="dxa"/>
+          </w:tcPr>
+          <w:p>
+            <w:pPr>
+              <w:pStyle w:val="Corpodetexto"/>
+            </w:pPr>
+            <w:r>
+              <w:rPr>
+                <w:sz w:val="16"/>
+              </w:rPr>
+              <w:t>-64.488</w:t>
+            </w:r>
+          </w:p>
+        </w:tc>
+      </w:tr>
+      <w:tr>
+        <w:tc>
+          <w:tcPr>
+            <w:tcW w:w="48.55pt" w:type="dxa"/>
+          </w:tcPr>
+          <w:p>
+            <w:pPr>
+              <w:pStyle w:val="Corpodetexto"/>
+            </w:pPr>
+            <w:r>
+              <w:rPr>
+                <w:sz w:val="16"/>
+              </w:rPr>
+              <w:t>MQO Reg. (0,5)</w:t>
+            </w:r>
+          </w:p>
+        </w:tc>
+        <w:tc>
+          <w:tcPr>
+            <w:tcW w:w="48.55pt" w:type="dxa"/>
+          </w:tcPr>
+          <w:p>
+            <w:pPr>
+              <w:pStyle w:val="Corpodetexto"/>
+            </w:pPr>
+            <w:r>
+              <w:rPr>
+                <w:sz w:val="16"/>
+              </w:rPr>
+              <w:t>-0.7740</w:t>
+            </w:r>
+          </w:p>
+        </w:tc>
+        <w:tc>
+          <w:tcPr>
+            <w:tcW w:w="48.55pt" w:type="dxa"/>
+          </w:tcPr>
+          <w:p>
+            <w:pPr>
+              <w:pStyle w:val="Corpodetexto"/>
+            </w:pPr>
+            <w:r>
+              <w:rPr>
+                <w:sz w:val="16"/>
+              </w:rPr>
+              <w:t>6.3785</w:t>
+            </w:r>
+          </w:p>
+        </w:tc>
+        <w:tc>
+          <w:tcPr>
+            <w:tcW w:w="48.55pt" w:type="dxa"/>
+          </w:tcPr>
+          <w:p>
+            <w:pPr>
+              <w:pStyle w:val="Corpodetexto"/>
+            </w:pPr>
+            <w:r>
+              <w:rPr>
+                <w:sz w:val="16"/>
+              </w:rPr>
+              <w:t>0.7194</w:t>
+            </w:r>
+          </w:p>
+        </w:tc>
+        <w:tc>
+          <w:tcPr>
+            <w:tcW w:w="48.55pt" w:type="dxa"/>
+          </w:tcPr>
+          <w:p>
+            <w:pPr>
+              <w:pStyle w:val="Corpodetexto"/>
+            </w:pPr>
+            <w:r>
+              <w:rPr>
+                <w:sz w:val="16"/>
+              </w:rPr>
+              <w:t>-84.254</w:t>
+            </w:r>
+          </w:p>
+        </w:tc>
+      </w:tr>
+      <w:tr>
+        <w:tc>
+          <w:tcPr>
+            <w:tcW w:w="48.55pt" w:type="dxa"/>
+          </w:tcPr>
+          <w:p>
+            <w:pPr>
+              <w:pStyle w:val="Corpodetexto"/>
+            </w:pPr>
+            <w:r>
+              <w:rPr>
+                <w:sz w:val="16"/>
+              </w:rPr>
+              <w:t>MQO Reg. (0,75)</w:t>
+            </w:r>
+          </w:p>
+        </w:tc>
+        <w:tc>
+          <w:tcPr>
+            <w:tcW w:w="48.55pt" w:type="dxa"/>
+          </w:tcPr>
+          <w:p>
+            <w:pPr>
+              <w:pStyle w:val="Corpodetexto"/>
+            </w:pPr>
+            <w:r>
+              <w:rPr>
+                <w:sz w:val="16"/>
+              </w:rPr>
+              <w:t>-0.4954</w:t>
+            </w:r>
+          </w:p>
+        </w:tc>
+        <w:tc>
+          <w:tcPr>
+            <w:tcW w:w="48.55pt" w:type="dxa"/>
+          </w:tcPr>
+          <w:p>
+            <w:pPr>
+              <w:pStyle w:val="Corpodetexto"/>
+            </w:pPr>
+            <w:r>
+              <w:rPr>
+                <w:sz w:val="16"/>
+              </w:rPr>
+              <w:t>3.1787</w:t>
+            </w:r>
+          </w:p>
+        </w:tc>
+        <w:tc>
+          <w:tcPr>
+            <w:tcW w:w="48.55pt" w:type="dxa"/>
+          </w:tcPr>
+          <w:p>
+            <w:pPr>
+              <w:pStyle w:val="Corpodetexto"/>
+            </w:pPr>
+            <w:r>
+              <w:rPr>
+                <w:sz w:val="16"/>
+              </w:rPr>
+              <w:t>0.7348</w:t>
+            </w:r>
+          </w:p>
+        </w:tc>
+        <w:tc>
+          <w:tcPr>
+            <w:tcW w:w="48.55pt" w:type="dxa"/>
+          </w:tcPr>
+          <w:p>
+            <w:pPr>
+              <w:pStyle w:val="Corpodetexto"/>
+            </w:pPr>
+            <w:r>
+              <w:rPr>
+                <w:sz w:val="16"/>
+              </w:rPr>
+              <w:t>-23.816</w:t>
+            </w:r>
+          </w:p>
+        </w:tc>
+      </w:tr>
+      <w:tr>
+        <w:tc>
+          <w:tcPr>
+            <w:tcW w:w="48.55pt" w:type="dxa"/>
+          </w:tcPr>
+          <w:p>
+            <w:pPr>
+              <w:pStyle w:val="Corpodetexto"/>
+            </w:pPr>
+            <w:r>
+              <w:rPr>
+                <w:sz w:val="16"/>
+              </w:rPr>
+              <w:t>MQO Reg. (1)</w:t>
+            </w:r>
+          </w:p>
+        </w:tc>
+        <w:tc>
+          <w:tcPr>
+            <w:tcW w:w="48.55pt" w:type="dxa"/>
+          </w:tcPr>
+          <w:p>
+            <w:pPr>
+              <w:pStyle w:val="Corpodetexto"/>
+            </w:pPr>
+            <w:r>
+              <w:rPr>
+                <w:sz w:val="16"/>
+              </w:rPr>
+              <w:t>-0.6529</w:t>
+            </w:r>
+          </w:p>
+        </w:tc>
+        <w:tc>
+          <w:tcPr>
+            <w:tcW w:w="48.55pt" w:type="dxa"/>
+          </w:tcPr>
+          <w:p>
+            <w:pPr>
+              <w:pStyle w:val="Corpodetexto"/>
+            </w:pPr>
+            <w:r>
+              <w:rPr>
+                <w:sz w:val="16"/>
+              </w:rPr>
+              <w:t>7.4860</w:t>
+            </w:r>
+          </w:p>
+        </w:tc>
+        <w:tc>
+          <w:tcPr>
+            <w:tcW w:w="48.55pt" w:type="dxa"/>
+          </w:tcPr>
+          <w:p>
+            <w:pPr>
+              <w:pStyle w:val="Corpodetexto"/>
+            </w:pPr>
+            <w:r>
+              <w:rPr>
+                <w:sz w:val="16"/>
+              </w:rPr>
+              <w:t>0.7731</w:t>
+            </w:r>
+          </w:p>
+        </w:tc>
+        <w:tc>
+          <w:tcPr>
+            <w:tcW w:w="48.55pt" w:type="dxa"/>
+          </w:tcPr>
+          <w:p>
+            <w:pPr>
+              <w:pStyle w:val="Corpodetexto"/>
+            </w:pPr>
+            <w:r>
+              <w:rPr>
+                <w:sz w:val="16"/>
+              </w:rPr>
+              <w:t>-110.17</w:t>
+            </w:r>
+          </w:p>
+        </w:tc>
+      </w:tr>
+    </w:tbl>
+    <w:p>
+      <w:pPr>
+        <w:pStyle w:val="Corpodetexto"/>
+      </w:pPr>
+      <w:r>
+        <w:rPr>
+          <w:lang w:val="pt-BR"/>
+        </w:rPr>
+        <w:t xml:space="preserve">Tabela III. MSE</w:t>
+      </w:r>
+    </w:p>
+    <w:tbl>
+      <w:tblPr>
+        <w:tblStyle w:val="Tabelacomgrade"/>
+      </w:tblPr>
+      <w:tblGrid>
+        <w:gridCol w:w="1000"/>
+        <w:gridCol w:w="1000"/>
+        <w:gridCol w:w="1000"/>
+        <w:gridCol w:w="1000"/>
+        <w:gridCol w:w="1000"/>
+      </w:tblGrid>
+      <w:tr>
+        <w:tc>
+          <w:tcPr>
+            <w:tcW w:w="48.55pt" w:type="dxa"/>
+          </w:tcPr>
+          <w:p>
+            <w:pPr>
+              <w:pStyle w:val="Corpodetexto"/>
+            </w:pPr>
+            <w:r>
+              <w:rPr>
+                <w:sz w:val="16"/>
+              </w:rPr>
+              <w:t>Modelos</w:t>
+            </w:r>
+          </w:p>
+        </w:tc>
+        <w:tc>
+          <w:tcPr>
+            <w:tcW w:w="48.55pt" w:type="dxa"/>
+          </w:tcPr>
+          <w:p>
+            <w:pPr>
+              <w:pStyle w:val="Corpodetexto"/>
+            </w:pPr>
+            <w:r>
+              <w:rPr>
+                <w:sz w:val="16"/>
+              </w:rPr>
+              <w:t>Media</w:t>
+            </w:r>
+          </w:p>
+        </w:tc>
+        <w:tc>
+          <w:tcPr>
+            <w:tcW w:w="48.55pt" w:type="dxa"/>
+          </w:tcPr>
+          <w:p>
+            <w:pPr>
+              <w:pStyle w:val="Corpodetexto"/>
+            </w:pPr>
+            <w:r>
+              <w:rPr>
+                <w:sz w:val="16"/>
+              </w:rPr>
+              <w:t>Desvio-Padrao</w:t>
+            </w:r>
+          </w:p>
+        </w:tc>
+        <w:tc>
+          <w:tcPr>
+            <w:tcW w:w="48.55pt" w:type="dxa"/>
+          </w:tcPr>
+          <w:p>
+            <w:pPr>
+              <w:pStyle w:val="Corpodetexto"/>
+            </w:pPr>
+            <w:r>
+              <w:rPr>
+                <w:sz w:val="16"/>
+              </w:rPr>
+              <w:t>Maior Valor</w:t>
+            </w:r>
+          </w:p>
+        </w:tc>
+        <w:tc>
+          <w:tcPr>
+            <w:tcW w:w="48.55pt" w:type="dxa"/>
+          </w:tcPr>
+          <w:p>
+            <w:pPr>
+              <w:pStyle w:val="Corpodetexto"/>
+            </w:pPr>
+            <w:r>
+              <w:rPr>
+                <w:sz w:val="16"/>
+              </w:rPr>
+              <w:t>Menor Valor</w:t>
+            </w:r>
+          </w:p>
+        </w:tc>
+      </w:tr>
+      <w:tr>
+        <w:tc>
+          <w:tcPr>
+            <w:tcW w:w="48.55pt" w:type="dxa"/>
+          </w:tcPr>
+          <w:p>
+            <w:pPr>
+              <w:pStyle w:val="Corpodetexto"/>
+            </w:pPr>
+            <w:r>
+              <w:rPr>
+                <w:sz w:val="16"/>
+              </w:rPr>
+              <w:t>Polinomial</w:t>
+            </w:r>
+          </w:p>
+        </w:tc>
+        <w:tc>
+          <w:tcPr>
+            <w:tcW w:w="48.55pt" w:type="dxa"/>
+          </w:tcPr>
+          <w:p>
+            <w:pPr>
+              <w:pStyle w:val="Corpodetexto"/>
+            </w:pPr>
+            <w:r>
+              <w:rPr>
+                <w:sz w:val="16"/>
+              </w:rPr>
+              <w:t>5.61e22</w:t>
+            </w:r>
+          </w:p>
+        </w:tc>
+        <w:tc>
+          <w:tcPr>
+            <w:tcW w:w="48.55pt" w:type="dxa"/>
+          </w:tcPr>
+          <w:p>
+            <w:pPr>
+              <w:pStyle w:val="Corpodetexto"/>
+            </w:pPr>
+            <w:r>
+              <w:rPr>
+                <w:sz w:val="16"/>
+              </w:rPr>
+              <w:t>2.50e22</w:t>
+            </w:r>
+          </w:p>
+        </w:tc>
+        <w:tc>
+          <w:tcPr>
+            <w:tcW w:w="48.55pt" w:type="dxa"/>
+          </w:tcPr>
+          <w:p>
+            <w:pPr>
+              <w:pStyle w:val="Corpodetexto"/>
+            </w:pPr>
+            <w:r>
+              <w:rPr>
+                <w:sz w:val="16"/>
+              </w:rPr>
+              <w:t>2.02e23</w:t>
+            </w:r>
+          </w:p>
+        </w:tc>
+        <w:tc>
+          <w:tcPr>
+            <w:tcW w:w="48.55pt" w:type="dxa"/>
+          </w:tcPr>
+          <w:p>
+            <w:pPr>
+              <w:pStyle w:val="Corpodetexto"/>
+            </w:pPr>
+            <w:r>
+              <w:rPr>
+                <w:sz w:val="16"/>
+              </w:rPr>
+              <w:t>1.05e22</w:t>
+            </w:r>
+          </w:p>
+        </w:tc>
+      </w:tr>
+      <w:tr>
+        <w:tc>
+          <w:tcPr>
+            <w:tcW w:w="48.55pt" w:type="dxa"/>
+          </w:tcPr>
+          <w:p>
+            <w:pPr>
+              <w:pStyle w:val="Corpodetexto"/>
+            </w:pPr>
+            <w:r>
+              <w:rPr>
+                <w:sz w:val="16"/>
+              </w:rPr>
+              <w:t>MQO tradicional</w:t>
+            </w:r>
+          </w:p>
+        </w:tc>
+        <w:tc>
+          <w:tcPr>
+            <w:tcW w:w="48.55pt" w:type="dxa"/>
+          </w:tcPr>
+          <w:p>
+            <w:pPr>
+              <w:pStyle w:val="Corpodetexto"/>
+            </w:pPr>
+            <w:r>
+              <w:rPr>
+                <w:sz w:val="16"/>
+              </w:rPr>
+              <w:t>3.33e24</w:t>
+            </w:r>
+          </w:p>
+        </w:tc>
+        <w:tc>
+          <w:tcPr>
+            <w:tcW w:w="48.55pt" w:type="dxa"/>
+          </w:tcPr>
+          <w:p>
+            <w:pPr>
+              <w:pStyle w:val="Corpodetexto"/>
+            </w:pPr>
+            <w:r>
+              <w:rPr>
+                <w:sz w:val="16"/>
+              </w:rPr>
+              <w:t>1.89e24</w:t>
+            </w:r>
+          </w:p>
+        </w:tc>
+        <w:tc>
+          <w:tcPr>
+            <w:tcW w:w="48.55pt" w:type="dxa"/>
+          </w:tcPr>
+          <w:p>
+            <w:pPr>
+              <w:pStyle w:val="Corpodetexto"/>
+            </w:pPr>
+            <w:r>
+              <w:rPr>
+                <w:sz w:val="16"/>
+              </w:rPr>
+              <w:t>1.09e25</w:t>
+            </w:r>
+          </w:p>
+        </w:tc>
+        <w:tc>
+          <w:tcPr>
+            <w:tcW w:w="48.55pt" w:type="dxa"/>
+          </w:tcPr>
+          <w:p>
+            <w:pPr>
+              <w:pStyle w:val="Corpodetexto"/>
+            </w:pPr>
+            <w:r>
+              <w:rPr>
+                <w:sz w:val="16"/>
+              </w:rPr>
+              <w:t>8.03e23</w:t>
+            </w:r>
+          </w:p>
+        </w:tc>
+      </w:tr>
+      <w:tr>
+        <w:tc>
+          <w:tcPr>
+            <w:tcW w:w="48.55pt" w:type="dxa"/>
+          </w:tcPr>
+          <w:p>
+            <w:pPr>
+              <w:pStyle w:val="Corpodetexto"/>
+            </w:pPr>
+            <w:r>
+              <w:rPr>
+                <w:sz w:val="16"/>
+              </w:rPr>
+              <w:t>MQO Reg. (0,25)</w:t>
+            </w:r>
+          </w:p>
+        </w:tc>
+        <w:tc>
+          <w:tcPr>
+            <w:tcW w:w="48.55pt" w:type="dxa"/>
+          </w:tcPr>
+          <w:p>
+            <w:pPr>
+              <w:pStyle w:val="Corpodetexto"/>
+            </w:pPr>
+            <w:r>
+              <w:rPr>
+                <w:sz w:val="16"/>
+              </w:rPr>
+              <w:t>3.41e24</w:t>
+            </w:r>
+          </w:p>
+        </w:tc>
+        <w:tc>
+          <w:tcPr>
+            <w:tcW w:w="48.55pt" w:type="dxa"/>
+          </w:tcPr>
+          <w:p>
+            <w:pPr>
+              <w:pStyle w:val="Corpodetexto"/>
+            </w:pPr>
+            <w:r>
+              <w:rPr>
+                <w:sz w:val="16"/>
+              </w:rPr>
+              <w:t>2.16e24</w:t>
+            </w:r>
+          </w:p>
+        </w:tc>
+        <w:tc>
+          <w:tcPr>
+            <w:tcW w:w="48.55pt" w:type="dxa"/>
+          </w:tcPr>
+          <w:p>
+            <w:pPr>
+              <w:pStyle w:val="Corpodetexto"/>
+            </w:pPr>
+            <w:r>
+              <w:rPr>
+                <w:sz w:val="16"/>
+              </w:rPr>
+              <w:t>1.26e25</w:t>
+            </w:r>
+          </w:p>
+        </w:tc>
+        <w:tc>
+          <w:tcPr>
+            <w:tcW w:w="48.55pt" w:type="dxa"/>
+          </w:tcPr>
+          <w:p>
+            <w:pPr>
+              <w:pStyle w:val="Corpodetexto"/>
+            </w:pPr>
+            <w:r>
+              <w:rPr>
+                <w:sz w:val="16"/>
+              </w:rPr>
+              <w:t>5.21e23</w:t>
+            </w:r>
+          </w:p>
+        </w:tc>
+      </w:tr>
+      <w:tr>
+        <w:tc>
+          <w:tcPr>
+            <w:tcW w:w="48.55pt" w:type="dxa"/>
+          </w:tcPr>
+          <w:p>
+            <w:pPr>
+              <w:pStyle w:val="Corpodetexto"/>
+            </w:pPr>
+            <w:r>
+              <w:rPr>
+                <w:sz w:val="16"/>
+              </w:rPr>
+              <w:t>MQO Reg. (0,5)</w:t>
+            </w:r>
+          </w:p>
+        </w:tc>
+        <w:tc>
+          <w:tcPr>
+            <w:tcW w:w="48.55pt" w:type="dxa"/>
+          </w:tcPr>
+          <w:p>
+            <w:pPr>
+              <w:pStyle w:val="Corpodetexto"/>
+            </w:pPr>
+            <w:r>
+              <w:rPr>
+                <w:sz w:val="16"/>
+              </w:rPr>
+              <w:t>3.35e24</w:t>
+            </w:r>
+          </w:p>
+        </w:tc>
+        <w:tc>
+          <w:tcPr>
+            <w:tcW w:w="48.55pt" w:type="dxa"/>
+          </w:tcPr>
+          <w:p>
+            <w:pPr>
+              <w:pStyle w:val="Corpodetexto"/>
+            </w:pPr>
+            <w:r>
+              <w:rPr>
+                <w:sz w:val="16"/>
+              </w:rPr>
+              <w:t>2.24e24</w:t>
+            </w:r>
+          </w:p>
+        </w:tc>
+        <w:tc>
+          <w:tcPr>
+            <w:tcW w:w="48.55pt" w:type="dxa"/>
+          </w:tcPr>
+          <w:p>
+            <w:pPr>
+              <w:pStyle w:val="Corpodetexto"/>
+            </w:pPr>
+            <w:r>
+              <w:rPr>
+                <w:sz w:val="16"/>
+              </w:rPr>
+              <w:t>1.28e25</w:t>
+            </w:r>
+          </w:p>
+        </w:tc>
+        <w:tc>
+          <w:tcPr>
+            <w:tcW w:w="48.55pt" w:type="dxa"/>
+          </w:tcPr>
+          <w:p>
+            <w:pPr>
+              <w:pStyle w:val="Corpodetexto"/>
+            </w:pPr>
+            <w:r>
+              <w:rPr>
+                <w:sz w:val="16"/>
+              </w:rPr>
+              <w:t>4.52e23</w:t>
+            </w:r>
+          </w:p>
+        </w:tc>
+      </w:tr>
+      <w:tr>
+        <w:tc>
+          <w:tcPr>
+            <w:tcW w:w="48.55pt" w:type="dxa"/>
+          </w:tcPr>
+          <w:p>
+            <w:pPr>
+              <w:pStyle w:val="Corpodetexto"/>
+            </w:pPr>
+            <w:r>
+              <w:rPr>
+                <w:sz w:val="16"/>
+              </w:rPr>
+              <w:t>MQO Reg. (0,75)</w:t>
+            </w:r>
+          </w:p>
+        </w:tc>
+        <w:tc>
+          <w:tcPr>
+            <w:tcW w:w="48.55pt" w:type="dxa"/>
+          </w:tcPr>
+          <w:p>
+            <w:pPr>
+              <w:pStyle w:val="Corpodetexto"/>
+            </w:pPr>
+            <w:r>
+              <w:rPr>
+                <w:sz w:val="16"/>
+              </w:rPr>
+              <w:t>3.44e24</w:t>
+            </w:r>
+          </w:p>
+        </w:tc>
+        <w:tc>
+          <w:tcPr>
+            <w:tcW w:w="48.55pt" w:type="dxa"/>
+          </w:tcPr>
+          <w:p>
+            <w:pPr>
+              <w:pStyle w:val="Corpodetexto"/>
+            </w:pPr>
+            <w:r>
+              <w:rPr>
+                <w:sz w:val="16"/>
+              </w:rPr>
+              <w:t>2.42e24</w:t>
+            </w:r>
+          </w:p>
+        </w:tc>
+        <w:tc>
+          <w:tcPr>
+            <w:tcW w:w="48.55pt" w:type="dxa"/>
+          </w:tcPr>
+          <w:p>
+            <w:pPr>
+              <w:pStyle w:val="Corpodetexto"/>
+            </w:pPr>
+            <w:r>
+              <w:rPr>
+                <w:sz w:val="16"/>
+              </w:rPr>
+              <w:t>1.42e25</w:t>
+            </w:r>
+          </w:p>
+        </w:tc>
+        <w:tc>
+          <w:tcPr>
+            <w:tcW w:w="48.55pt" w:type="dxa"/>
+          </w:tcPr>
+          <w:p>
+            <w:pPr>
+              <w:pStyle w:val="Corpodetexto"/>
+            </w:pPr>
+            <w:r>
+              <w:rPr>
+                <w:sz w:val="16"/>
+              </w:rPr>
+              <w:t>6.10e23</w:t>
+            </w:r>
+          </w:p>
+        </w:tc>
+      </w:tr>
+      <w:tr>
+        <w:tc>
+          <w:tcPr>
+            <w:tcW w:w="48.55pt" w:type="dxa"/>
+          </w:tcPr>
+          <w:p>
+            <w:pPr>
+              <w:pStyle w:val="Corpodetexto"/>
+            </w:pPr>
+            <w:r>
+              <w:rPr>
+                <w:sz w:val="16"/>
+              </w:rPr>
+              <w:t>MQO Reg. (1)</w:t>
+            </w:r>
+          </w:p>
+        </w:tc>
+        <w:tc>
+          <w:tcPr>
+            <w:tcW w:w="48.55pt" w:type="dxa"/>
+          </w:tcPr>
+          <w:p>
+            <w:pPr>
+              <w:pStyle w:val="Corpodetexto"/>
+            </w:pPr>
+            <w:r>
+              <w:rPr>
+                <w:sz w:val="16"/>
+              </w:rPr>
+              <w:t>3.51e24</w:t>
+            </w:r>
+          </w:p>
+        </w:tc>
+        <w:tc>
+          <w:tcPr>
+            <w:tcW w:w="48.55pt" w:type="dxa"/>
+          </w:tcPr>
+          <w:p>
+            <w:pPr>
+              <w:pStyle w:val="Corpodetexto"/>
+            </w:pPr>
+            <w:r>
+              <w:rPr>
+                <w:sz w:val="16"/>
+              </w:rPr>
+              <w:t>2.53e24</w:t>
+            </w:r>
+          </w:p>
+        </w:tc>
+        <w:tc>
+          <w:tcPr>
+            <w:tcW w:w="48.55pt" w:type="dxa"/>
+          </w:tcPr>
+          <w:p>
+            <w:pPr>
+              <w:pStyle w:val="Corpodetexto"/>
+            </w:pPr>
+            <w:r>
+              <w:rPr>
+                <w:sz w:val="16"/>
+              </w:rPr>
+              <w:t>1.63e25</w:t>
+            </w:r>
+          </w:p>
+        </w:tc>
+        <w:tc>
+          <w:tcPr>
+            <w:tcW w:w="48.55pt" w:type="dxa"/>
+          </w:tcPr>
+          <w:p>
+            <w:pPr>
+              <w:pStyle w:val="Corpodetexto"/>
+            </w:pPr>
+            <w:r>
+              <w:rPr>
+                <w:sz w:val="16"/>
+              </w:rPr>
+              <w:t>5.24e23</w:t>
+            </w:r>
+          </w:p>
+        </w:tc>
+      </w:tr>
+    </w:tbl>
+    <w:p>
+      <w:pPr>
+        <w:pStyle w:val="Corpodetexto"/>
+      </w:pPr>
+      <w:r>
+        <w:rPr>
+          <w:lang w:val="pt-BR"/>
+        </w:rPr>
+        <w:t xml:space="preserve">A média do R2 do polinômio ficou em 0,9607, bem acima dos modelos lineares. O MQO tradicional e o regularizado chegaram a média negativa. Isso acontece porque a série é pequena (55 amostras) e o PIB cresce de um jeito bem curvo: em alguns sorteios o teste pega logo os anos mais altos e a reta não acompanha. Os valores de lambda testados no MQO regularizado não mudaram o resultado de forma relevante em relação ao MQO tradicional.</w:t>
+      </w:r>
+    </w:p>
+    <w:p>
+      <w:pPr>
+        <w:pStyle w:val="Corpodetexto"/>
+      </w:pPr>
+      <w:r>
+        <w:rPr>
+          <w:lang w:val="pt-BR"/>
+        </w:rPr>
+        <w:t xml:space="preserve">IV. Conclusão</w:t>
+      </w:r>
+    </w:p>
+    <w:p>
+      <w:pPr>
+        <w:pStyle w:val="Corpodetexto"/>
+      </w:pPr>
+      <w:r>
+        <w:rPr>
+          <w:lang w:val="pt-BR"/>
+        </w:rPr>
+        <w:t xml:space="preserve">A aplicação da família de estimadores MQO demonstrou-se uma abordagem sólida para a classificação de sinais eletromiográficos faciais, desde que as limitações espaciais dos dados sejam respeitadas. A incapacidade de separação linear direta foi solucionada com sucesso pela elevação dimensional do método polinomial. Na regressão do PIB aconteceu a mesma coisa: o MQO linear não acompanhou a curva e o polinômio com q=4 ficou com o melhor R2 médio. A validação estruturada via Monte Carlo e Random Subsampling conferiu alta confiabilidade às métricas finais.</w:t>
       </w:r>
     </w:p>
     <w:sectPr>
